--- a/docs/projet/Dossier_de_conception.docx
+++ b/docs/projet/Dossier_de_conception.docx
@@ -65,7 +65,7 @@
     </w:p>
     <w:p>
       <w:pPr>
-        <w:spacing w:after="100" w:before="0"/>
+        <w:spacing w:after="100"/>
         <w:jc w:val="both"/>
       </w:pPr>
       <w:r>
@@ -99,7 +99,7 @@
     </w:p>
     <w:p>
       <w:pPr>
-        <w:spacing w:after="100" w:before="0"/>
+        <w:spacing w:after="100"/>
         <w:jc w:val="both"/>
       </w:pPr>
       <w:r>
@@ -269,7 +269,7 @@
     </w:p>
     <w:p>
       <w:pPr>
-        <w:spacing w:after="100" w:before="0"/>
+        <w:spacing w:after="100"/>
         <w:jc w:val="both"/>
       </w:pPr>
       <w:r>
@@ -790,7 +790,7 @@
     </w:p>
     <w:p>
       <w:pPr>
-        <w:spacing w:after="100" w:before="0"/>
+        <w:spacing w:after="100"/>
         <w:jc w:val="both"/>
       </w:pPr>
       <w:r>
@@ -1869,7 +1869,7 @@
     </w:p>
     <w:p>
       <w:pPr>
-        <w:spacing w:after="100" w:before="0"/>
+        <w:spacing w:after="100"/>
         <w:jc w:val="both"/>
       </w:pPr>
       <w:r>
@@ -2891,7 +2891,7 @@
     </w:p>
     <w:p>
       <w:pPr>
-        <w:spacing w:after="100" w:before="0"/>
+        <w:spacing w:after="100"/>
         <w:jc w:val="both"/>
       </w:pPr>
       <w:r>
@@ -3079,7 +3079,7 @@
     </w:p>
     <w:p>
       <w:pPr>
-        <w:spacing w:after="100" w:before="0"/>
+        <w:spacing w:after="100"/>
         <w:jc w:val="both"/>
       </w:pPr>
       <w:r>

--- a/docs/projet/Dossier_de_conception.docx
+++ b/docs/projet/Dossier_de_conception.docx
@@ -2265,8 +2265,8 @@
         </w:tblBorders>
       </w:tblPr>
       <w:tblGrid>
-        <w:gridCol w:w="2084"/>
-        <w:gridCol w:w="7554"/>
+        <w:gridCol w:w="2011"/>
+        <w:gridCol w:w="7627"/>
       </w:tblGrid>
       <w:tr>
         <w:trPr>
@@ -2274,7 +2274,7 @@
         </w:trPr>
         <w:tc>
           <w:tcPr>
-            <w:tcW w:type="dxa" w:w="2084"/>
+            <w:tcW w:type="dxa" w:w="2011"/>
             <w:tcBorders>
               <w:top w:val="single" w:color="C9CFD8" w:sz="4"/>
               <w:left w:val="single" w:color="C9CFD8" w:sz="4"/>
@@ -2309,7 +2309,7 @@
         </w:tc>
         <w:tc>
           <w:tcPr>
-            <w:tcW w:type="dxa" w:w="7554"/>
+            <w:tcW w:type="dxa" w:w="7627"/>
             <w:tcBorders>
               <w:top w:val="single" w:color="C9CFD8" w:sz="4"/>
               <w:left w:val="single" w:color="C9CFD8" w:sz="4"/>
@@ -2346,7 +2346,7 @@
       <w:tr>
         <w:tc>
           <w:tcPr>
-            <w:tcW w:type="dxa" w:w="2084"/>
+            <w:tcW w:type="dxa" w:w="2011"/>
             <w:tcBorders>
               <w:top w:val="single" w:color="C9CFD8" w:sz="4"/>
               <w:left w:val="single" w:color="C9CFD8" w:sz="4"/>
@@ -2377,7 +2377,7 @@
         </w:tc>
         <w:tc>
           <w:tcPr>
-            <w:tcW w:type="dxa" w:w="7554"/>
+            <w:tcW w:type="dxa" w:w="7627"/>
             <w:tcBorders>
               <w:top w:val="single" w:color="C9CFD8" w:sz="4"/>
               <w:left w:val="single" w:color="C9CFD8" w:sz="4"/>
@@ -2410,7 +2410,7 @@
       <w:tr>
         <w:tc>
           <w:tcPr>
-            <w:tcW w:type="dxa" w:w="2084"/>
+            <w:tcW w:type="dxa" w:w="2011"/>
             <w:tcBorders>
               <w:top w:val="single" w:color="C9CFD8" w:sz="4"/>
               <w:left w:val="single" w:color="C9CFD8" w:sz="4"/>
@@ -2442,7 +2442,7 @@
         </w:tc>
         <w:tc>
           <w:tcPr>
-            <w:tcW w:type="dxa" w:w="7554"/>
+            <w:tcW w:type="dxa" w:w="7627"/>
             <w:tcBorders>
               <w:top w:val="single" w:color="C9CFD8" w:sz="4"/>
               <w:left w:val="single" w:color="C9CFD8" w:sz="4"/>
@@ -2476,7 +2476,7 @@
       <w:tr>
         <w:tc>
           <w:tcPr>
-            <w:tcW w:type="dxa" w:w="2084"/>
+            <w:tcW w:type="dxa" w:w="2011"/>
             <w:tcBorders>
               <w:top w:val="single" w:color="C9CFD8" w:sz="4"/>
               <w:left w:val="single" w:color="C9CFD8" w:sz="4"/>
@@ -2507,7 +2507,7 @@
         </w:tc>
         <w:tc>
           <w:tcPr>
-            <w:tcW w:type="dxa" w:w="7554"/>
+            <w:tcW w:type="dxa" w:w="7627"/>
             <w:tcBorders>
               <w:top w:val="single" w:color="C9CFD8" w:sz="4"/>
               <w:left w:val="single" w:color="C9CFD8" w:sz="4"/>
@@ -2540,7 +2540,7 @@
       <w:tr>
         <w:tc>
           <w:tcPr>
-            <w:tcW w:type="dxa" w:w="2084"/>
+            <w:tcW w:type="dxa" w:w="2011"/>
             <w:tcBorders>
               <w:top w:val="single" w:color="C9CFD8" w:sz="4"/>
               <w:left w:val="single" w:color="C9CFD8" w:sz="4"/>
@@ -2572,7 +2572,7 @@
         </w:tc>
         <w:tc>
           <w:tcPr>
-            <w:tcW w:type="dxa" w:w="7554"/>
+            <w:tcW w:type="dxa" w:w="7627"/>
             <w:tcBorders>
               <w:top w:val="single" w:color="C9CFD8" w:sz="4"/>
               <w:left w:val="single" w:color="C9CFD8" w:sz="4"/>
@@ -2606,7 +2606,7 @@
       <w:tr>
         <w:tc>
           <w:tcPr>
-            <w:tcW w:type="dxa" w:w="2084"/>
+            <w:tcW w:type="dxa" w:w="2011"/>
             <w:tcBorders>
               <w:top w:val="single" w:color="C9CFD8" w:sz="4"/>
               <w:left w:val="single" w:color="C9CFD8" w:sz="4"/>
@@ -2637,7 +2637,7 @@
         </w:tc>
         <w:tc>
           <w:tcPr>
-            <w:tcW w:type="dxa" w:w="7554"/>
+            <w:tcW w:type="dxa" w:w="7627"/>
             <w:tcBorders>
               <w:top w:val="single" w:color="C9CFD8" w:sz="4"/>
               <w:left w:val="single" w:color="C9CFD8" w:sz="4"/>
@@ -2670,7 +2670,7 @@
       <w:tr>
         <w:tc>
           <w:tcPr>
-            <w:tcW w:type="dxa" w:w="2084"/>
+            <w:tcW w:type="dxa" w:w="2011"/>
             <w:tcBorders>
               <w:top w:val="single" w:color="C9CFD8" w:sz="4"/>
               <w:left w:val="single" w:color="C9CFD8" w:sz="4"/>
@@ -2702,7 +2702,7 @@
         </w:tc>
         <w:tc>
           <w:tcPr>
-            <w:tcW w:type="dxa" w:w="7554"/>
+            <w:tcW w:type="dxa" w:w="7627"/>
             <w:tcBorders>
               <w:top w:val="single" w:color="C9CFD8" w:sz="4"/>
               <w:left w:val="single" w:color="C9CFD8" w:sz="4"/>
@@ -2736,7 +2736,7 @@
       <w:tr>
         <w:tc>
           <w:tcPr>
-            <w:tcW w:type="dxa" w:w="2084"/>
+            <w:tcW w:type="dxa" w:w="2011"/>
             <w:tcBorders>
               <w:top w:val="single" w:color="C9CFD8" w:sz="4"/>
               <w:left w:val="single" w:color="C9CFD8" w:sz="4"/>
@@ -2767,7 +2767,7 @@
         </w:tc>
         <w:tc>
           <w:tcPr>
-            <w:tcW w:type="dxa" w:w="7554"/>
+            <w:tcW w:type="dxa" w:w="7627"/>
             <w:tcBorders>
               <w:top w:val="single" w:color="C9CFD8" w:sz="4"/>
               <w:left w:val="single" w:color="C9CFD8" w:sz="4"/>
@@ -2800,7 +2800,7 @@
       <w:tr>
         <w:tc>
           <w:tcPr>
-            <w:tcW w:type="dxa" w:w="2084"/>
+            <w:tcW w:type="dxa" w:w="2011"/>
             <w:tcBorders>
               <w:top w:val="single" w:color="C9CFD8" w:sz="4"/>
               <w:left w:val="single" w:color="C9CFD8" w:sz="4"/>
@@ -2826,13 +2826,143 @@
                 <w:sz w:val="17"/>
                 <w:szCs w:val="17"/>
               </w:rPr>
+              <w:t xml:space="preserve">Immobilier</w:t>
+            </w:r>
+          </w:p>
+        </w:tc>
+        <w:tc>
+          <w:tcPr>
+            <w:tcW w:type="dxa" w:w="7627"/>
+            <w:tcBorders>
+              <w:top w:val="single" w:color="C9CFD8" w:sz="4"/>
+              <w:left w:val="single" w:color="C9CFD8" w:sz="4"/>
+              <w:bottom w:val="single" w:color="C9CFD8" w:sz="4"/>
+              <w:right w:val="single" w:color="C9CFD8" w:sz="4"/>
+            </w:tcBorders>
+            <w:shd w:fill="F2F4F7" w:color="auto" w:val="clear"/>
+            <w:tcMar>
+              <w:top w:type="dxa" w:w="50"/>
+              <w:left w:type="dxa" w:w="90"/>
+              <w:bottom w:type="dxa" w:w="50"/>
+              <w:right w:type="dxa" w:w="90"/>
+            </w:tcMar>
+            <w:vAlign w:val="center"/>
+          </w:tcPr>
+          <w:p>
+            <w:pPr>
+              <w:spacing w:after="0"/>
+            </w:pPr>
+            <w:r>
+              <w:rPr>
+                <w:rFonts w:ascii="Calibri" w:cs="Calibri" w:eastAsia="Calibri" w:hAnsi="Calibri"/>
+                <w:sz w:val="17"/>
+                <w:szCs w:val="17"/>
+              </w:rPr>
+              <w:t xml:space="preserve">quittancement chaque nuit : une facture par échéance passée, datée de l'échéance, validée aussitôt (rattrapage compris) ; impayés relancés comme les autres créances</w:t>
+            </w:r>
+          </w:p>
+        </w:tc>
+      </w:tr>
+      <w:tr>
+        <w:tc>
+          <w:tcPr>
+            <w:tcW w:type="dxa" w:w="2011"/>
+            <w:tcBorders>
+              <w:top w:val="single" w:color="C9CFD8" w:sz="4"/>
+              <w:left w:val="single" w:color="C9CFD8" w:sz="4"/>
+              <w:bottom w:val="single" w:color="C9CFD8" w:sz="4"/>
+              <w:right w:val="single" w:color="C9CFD8" w:sz="4"/>
+            </w:tcBorders>
+            <w:tcMar>
+              <w:top w:type="dxa" w:w="50"/>
+              <w:left w:type="dxa" w:w="90"/>
+              <w:bottom w:type="dxa" w:w="50"/>
+              <w:right w:type="dxa" w:w="90"/>
+            </w:tcMar>
+            <w:vAlign w:val="center"/>
+          </w:tcPr>
+          <w:p>
+            <w:pPr>
+              <w:spacing w:after="0"/>
+            </w:pPr>
+            <w:r>
+              <w:rPr>
+                <w:rFonts w:ascii="Calibri" w:cs="Calibri" w:eastAsia="Calibri" w:hAnsi="Calibri"/>
+                <w:sz w:val="17"/>
+                <w:szCs w:val="17"/>
+              </w:rPr>
+              <w:t xml:space="preserve">Pièces déposées</w:t>
+            </w:r>
+          </w:p>
+        </w:tc>
+        <w:tc>
+          <w:tcPr>
+            <w:tcW w:type="dxa" w:w="7627"/>
+            <w:tcBorders>
+              <w:top w:val="single" w:color="C9CFD8" w:sz="4"/>
+              <w:left w:val="single" w:color="C9CFD8" w:sz="4"/>
+              <w:bottom w:val="single" w:color="C9CFD8" w:sz="4"/>
+              <w:right w:val="single" w:color="C9CFD8" w:sz="4"/>
+            </w:tcBorders>
+            <w:tcMar>
+              <w:top w:type="dxa" w:w="50"/>
+              <w:left w:type="dxa" w:w="90"/>
+              <w:bottom w:type="dxa" w:w="50"/>
+              <w:right w:type="dxa" w:w="90"/>
+            </w:tcMar>
+            <w:vAlign w:val="center"/>
+          </w:tcPr>
+          <w:p>
+            <w:pPr>
+              <w:spacing w:after="0"/>
+            </w:pPr>
+            <w:r>
+              <w:rPr>
+                <w:rFonts w:ascii="Calibri" w:cs="Calibri" w:eastAsia="Calibri" w:hAnsi="Calibri"/>
+                <w:sz w:val="17"/>
+                <w:szCs w:val="17"/>
+              </w:rPr>
+              <w:t xml:space="preserve">PDF, JPEG, PNG, Word .docx et Excel .xlsx, reconnus d'après leur contenu ; 20 Mo par fichier ; dossier d'un porteur limité à 400 pièces ou 1 Go, 50 messages par jour</w:t>
+            </w:r>
+          </w:p>
+        </w:tc>
+      </w:tr>
+      <w:tr>
+        <w:tc>
+          <w:tcPr>
+            <w:tcW w:type="dxa" w:w="2011"/>
+            <w:tcBorders>
+              <w:top w:val="single" w:color="C9CFD8" w:sz="4"/>
+              <w:left w:val="single" w:color="C9CFD8" w:sz="4"/>
+              <w:bottom w:val="single" w:color="C9CFD8" w:sz="4"/>
+              <w:right w:val="single" w:color="C9CFD8" w:sz="4"/>
+            </w:tcBorders>
+            <w:shd w:fill="F2F4F7" w:color="auto" w:val="clear"/>
+            <w:tcMar>
+              <w:top w:type="dxa" w:w="50"/>
+              <w:left w:type="dxa" w:w="90"/>
+              <w:bottom w:type="dxa" w:w="50"/>
+              <w:right w:type="dxa" w:w="90"/>
+            </w:tcMar>
+            <w:vAlign w:val="center"/>
+          </w:tcPr>
+          <w:p>
+            <w:pPr>
+              <w:spacing w:after="0"/>
+            </w:pPr>
+            <w:r>
+              <w:rPr>
+                <w:rFonts w:ascii="Calibri" w:cs="Calibri" w:eastAsia="Calibri" w:hAnsi="Calibri"/>
+                <w:sz w:val="17"/>
+                <w:szCs w:val="17"/>
+              </w:rPr>
               <w:t xml:space="preserve">AxisPro</w:t>
             </w:r>
           </w:p>
         </w:tc>
         <w:tc>
           <w:tcPr>
-            <w:tcW w:type="dxa" w:w="7554"/>
+            <w:tcW w:type="dxa" w:w="7627"/>
             <w:tcBorders>
               <w:top w:val="single" w:color="C9CFD8" w:sz="4"/>
               <w:left w:val="single" w:color="C9CFD8" w:sz="4"/>
@@ -2900,7 +3030,21 @@
           <w:sz w:val="20"/>
           <w:szCs w:val="20"/>
         </w:rPr>
-        <w:t xml:space="preserve">Double authentification pour tous les utilisateurs (y compris le portail et l'application Rotations), mots de passe d'au moins 10 caractères, mot de passe provisoire à remplacer avant tout accès, sessions courtes et révocables, limitation des essais par identifiant et par adresse, journal des accès conservé 12 mois, piste d'audit avec valeurs avant et après, échanges chiffrés (TLS), noyau et base jamais exposés sur Internet, client web du noyau réservé aux adresses de l'équipe technique.</w:t>
+        <w:t xml:space="preserve">Double authentification pour tous les utilisateurs (y compris le portail et l'application Rotations), mots de passe d'au moins 10 caractères, mot de passe provisoire à remplacer avant tout accès, sessions courtes et révocables (accès 15 minutes, session de 7 jours au plus, 90 jours pour les agents du parc dans Rotations), déconnexion qui ferme toute la session, limitation des essais par identifiant et par adresse, journal des accès conservé 12 mois, piste d'audit avec valeurs avant et après, échanges chiffrés (TLS), noyau et base jamais exposés sur Internet, client web du noyau réservé aux adresses de l'équipe technique.</w:t>
+      </w:r>
+    </w:p>
+    <w:p>
+      <w:pPr>
+        <w:spacing w:after="100"/>
+        <w:jc w:val="both"/>
+      </w:pPr>
+      <w:r>
+        <w:rPr>
+          <w:rFonts w:ascii="Calibri" w:cs="Calibri" w:eastAsia="Calibri" w:hAnsi="Calibri"/>
+          <w:sz w:val="20"/>
+          <w:szCs w:val="20"/>
+        </w:rPr>
+        <w:t xml:space="preserve">Chaque société ne voit que ses propres données, jusque dans les pièces de la data room, les revues de comité et les grilles du cabinet. Une pièce approuvée puis modifiée doit être approuvée à nouveau. Les fichiers déposés sont contrôlés d'après leur contenu (les documents à macros sont refusés) et toujours servis en téléchargement ; les exports pour tableur ne contiennent jamais de formule. Le téléphone d'un agent du parc ne garde ni tarifs ni marges, et s'efface à la déconnexion. Les applications appliquent une politique de sécurité du contenu (aucun script ni appel vers un site tiers).</w:t>
       </w:r>
     </w:p>
     <w:p>

--- a/docs/projet/Dossier_de_conception.docx
+++ b/docs/projet/Dossier_de_conception.docx
@@ -74,7 +74,7 @@
           <w:sz w:val="20"/>
           <w:szCs w:val="20"/>
         </w:rPr>
-        <w:t xml:space="preserve">Projet de document, version de travail du 14 octobre 2026, à relire par le gérant avant envoi au client. Référence : offre OTF-EGUITRA-2026-37. Objet : arrêter la conception (offre, chapitre 6.2, jalon de la semaine 1) et la liste définitive des composants (offre, chapitre 3.8). Les montants et délais de l'offre ne changent pas.</w:t>
+        <w:t xml:space="preserve">Projet de document, version de travail du 17 octobre 2026, à relire par le gérant avant envoi au client. Il intègre les prototypes de la direction (M. Diallo, DGA), adoptés comme cahier des charges (offre, § 2.3), et le courrier du responsable financier (M. Kalissa) énumérant les vingt attentes. Référence : offre OTF-EGUITRA-2026-37. Objet : arrêter la conception (offre, chapitre 6.2, jalon de la semaine 1) et la liste définitive des composants (offre, chapitre 3.8). Les montants et délais de l'offre ne changent pas.</w:t>
       </w:r>
     </w:p>
     <w:p>
@@ -186,7 +186,7 @@
           <w:sz w:val="20"/>
           <w:szCs w:val="20"/>
         </w:rPr>
-        <w:t xml:space="preserve"> : évaluation des projets par stage gates, scoring, data room, comités, rapports, temps et honoraires du cabinet.</w:t>
+        <w:t xml:space="preserve"> : évaluation des projets selon la méthode MB AxisPro (stage gates, scoring Readiness et Bankability, knock-outs, écarts prioritaires), data room, comités et décisions scellées, rapports, modèle financier, risques et plan d'actions, temps et honoraires du cabinet.</w:t>
       </w:r>
     </w:p>
     <w:p>
@@ -2265,8 +2265,8 @@
         </w:tblBorders>
       </w:tblPr>
       <w:tblGrid>
-        <w:gridCol w:w="2011"/>
-        <w:gridCol w:w="7627"/>
+        <w:gridCol w:w="3124"/>
+        <w:gridCol w:w="6514"/>
       </w:tblGrid>
       <w:tr>
         <w:trPr>
@@ -2274,7 +2274,7 @@
         </w:trPr>
         <w:tc>
           <w:tcPr>
-            <w:tcW w:type="dxa" w:w="2011"/>
+            <w:tcW w:type="dxa" w:w="3124"/>
             <w:tcBorders>
               <w:top w:val="single" w:color="C9CFD8" w:sz="4"/>
               <w:left w:val="single" w:color="C9CFD8" w:sz="4"/>
@@ -2309,7 +2309,7 @@
         </w:tc>
         <w:tc>
           <w:tcPr>
-            <w:tcW w:type="dxa" w:w="7627"/>
+            <w:tcW w:type="dxa" w:w="6514"/>
             <w:tcBorders>
               <w:top w:val="single" w:color="C9CFD8" w:sz="4"/>
               <w:left w:val="single" w:color="C9CFD8" w:sz="4"/>
@@ -2346,63 +2346,63 @@
       <w:tr>
         <w:tc>
           <w:tcPr>
-            <w:tcW w:type="dxa" w:w="2011"/>
-            <w:tcBorders>
-              <w:top w:val="single" w:color="C9CFD8" w:sz="4"/>
-              <w:left w:val="single" w:color="C9CFD8" w:sz="4"/>
-              <w:bottom w:val="single" w:color="C9CFD8" w:sz="4"/>
-              <w:right w:val="single" w:color="C9CFD8" w:sz="4"/>
-            </w:tcBorders>
-            <w:tcMar>
-              <w:top w:type="dxa" w:w="50"/>
-              <w:left w:type="dxa" w:w="90"/>
-              <w:bottom w:type="dxa" w:w="50"/>
-              <w:right w:type="dxa" w:w="90"/>
-            </w:tcMar>
-            <w:vAlign w:val="center"/>
-          </w:tcPr>
-          <w:p>
-            <w:pPr>
-              <w:spacing w:after="0"/>
-            </w:pPr>
-            <w:r>
-              <w:rPr>
-                <w:rFonts w:ascii="Calibri" w:cs="Calibri" w:eastAsia="Calibri" w:hAnsi="Calibri"/>
-                <w:sz w:val="17"/>
-                <w:szCs w:val="17"/>
-              </w:rPr>
-              <w:t xml:space="preserve">Approbation des pièces d'achat</w:t>
-            </w:r>
-          </w:p>
-        </w:tc>
-        <w:tc>
-          <w:tcPr>
-            <w:tcW w:type="dxa" w:w="7627"/>
-            <w:tcBorders>
-              <w:top w:val="single" w:color="C9CFD8" w:sz="4"/>
-              <w:left w:val="single" w:color="C9CFD8" w:sz="4"/>
-              <w:bottom w:val="single" w:color="C9CFD8" w:sz="4"/>
-              <w:right w:val="single" w:color="C9CFD8" w:sz="4"/>
-            </w:tcBorders>
-            <w:tcMar>
-              <w:top w:type="dxa" w:w="50"/>
-              <w:left w:type="dxa" w:w="90"/>
-              <w:bottom w:type="dxa" w:w="50"/>
-              <w:right w:type="dxa" w:w="90"/>
-            </w:tcMar>
-            <w:vAlign w:val="center"/>
-          </w:tcPr>
-          <w:p>
-            <w:pPr>
-              <w:spacing w:after="0"/>
-            </w:pPr>
-            <w:r>
-              <w:rPr>
-                <w:rFonts w:ascii="Calibri" w:cs="Calibri" w:eastAsia="Calibri" w:hAnsi="Calibri"/>
-                <w:sz w:val="17"/>
-                <w:szCs w:val="17"/>
-              </w:rPr>
-              <w:t xml:space="preserve">toutes : contrôle de la finance ; au-delà de 50 M GNF : accord de la direction</w:t>
+            <w:tcW w:type="dxa" w:w="3124"/>
+            <w:tcBorders>
+              <w:top w:val="single" w:color="C9CFD8" w:sz="4"/>
+              <w:left w:val="single" w:color="C9CFD8" w:sz="4"/>
+              <w:bottom w:val="single" w:color="C9CFD8" w:sz="4"/>
+              <w:right w:val="single" w:color="C9CFD8" w:sz="4"/>
+            </w:tcBorders>
+            <w:tcMar>
+              <w:top w:type="dxa" w:w="50"/>
+              <w:left w:type="dxa" w:w="90"/>
+              <w:bottom w:type="dxa" w:w="50"/>
+              <w:right w:type="dxa" w:w="90"/>
+            </w:tcMar>
+            <w:vAlign w:val="center"/>
+          </w:tcPr>
+          <w:p>
+            <w:pPr>
+              <w:spacing w:after="0"/>
+            </w:pPr>
+            <w:r>
+              <w:rPr>
+                <w:rFonts w:ascii="Calibri" w:cs="Calibri" w:eastAsia="Calibri" w:hAnsi="Calibri"/>
+                <w:sz w:val="17"/>
+                <w:szCs w:val="17"/>
+              </w:rPr>
+              <w:t xml:space="preserve">Engagements de dépense</w:t>
+            </w:r>
+          </w:p>
+        </w:tc>
+        <w:tc>
+          <w:tcPr>
+            <w:tcW w:type="dxa" w:w="6514"/>
+            <w:tcBorders>
+              <w:top w:val="single" w:color="C9CFD8" w:sz="4"/>
+              <w:left w:val="single" w:color="C9CFD8" w:sz="4"/>
+              <w:bottom w:val="single" w:color="C9CFD8" w:sz="4"/>
+              <w:right w:val="single" w:color="C9CFD8" w:sz="4"/>
+            </w:tcBorders>
+            <w:tcMar>
+              <w:top w:type="dxa" w:w="50"/>
+              <w:left w:type="dxa" w:w="90"/>
+              <w:bottom w:type="dxa" w:w="50"/>
+              <w:right w:type="dxa" w:w="90"/>
+            </w:tcMar>
+            <w:vAlign w:val="center"/>
+          </w:tcPr>
+          <w:p>
+            <w:pPr>
+              <w:spacing w:after="0"/>
+            </w:pPr>
+            <w:r>
+              <w:rPr>
+                <w:rFonts w:ascii="Calibri" w:cs="Calibri" w:eastAsia="Calibri" w:hAnsi="Calibri"/>
+                <w:sz w:val="17"/>
+                <w:szCs w:val="17"/>
+              </w:rPr>
+              <w:t xml:space="preserve">approuvés avant la commande, devis joint : contrôle de la finance ; au-delà de 50 M GNF : accord de la direction ; les factures du fournisseur consomment l'engagement sans refaire le circuit, dans la limite du reste à engager (tolérance 5 %)</w:t>
             </w:r>
           </w:p>
         </w:tc>
@@ -2410,7 +2410,7 @@
       <w:tr>
         <w:tc>
           <w:tcPr>
-            <w:tcW w:type="dxa" w:w="2011"/>
+            <w:tcW w:type="dxa" w:w="3124"/>
             <w:tcBorders>
               <w:top w:val="single" w:color="C9CFD8" w:sz="4"/>
               <w:left w:val="single" w:color="C9CFD8" w:sz="4"/>
@@ -2436,13 +2436,13 @@
                 <w:sz w:val="17"/>
                 <w:szCs w:val="17"/>
               </w:rPr>
-              <w:t xml:space="preserve">Approbation des règlements</w:t>
-            </w:r>
-          </w:p>
-        </w:tc>
-        <w:tc>
-          <w:tcPr>
-            <w:tcW w:type="dxa" w:w="7627"/>
+              <w:t xml:space="preserve">Approbation des pièces d'achat</w:t>
+            </w:r>
+          </w:p>
+        </w:tc>
+        <w:tc>
+          <w:tcPr>
+            <w:tcW w:type="dxa" w:w="6514"/>
             <w:tcBorders>
               <w:top w:val="single" w:color="C9CFD8" w:sz="4"/>
               <w:left w:val="single" w:color="C9CFD8" w:sz="4"/>
@@ -2468,7 +2468,7 @@
                 <w:sz w:val="17"/>
                 <w:szCs w:val="17"/>
               </w:rPr>
-              <w:t xml:space="preserve">au-delà de 100 M GNF : accord de la direction</w:t>
+              <w:t xml:space="preserve">toutes : contrôle de la finance ; au-delà de 50 M GNF : accord de la direction</w:t>
             </w:r>
           </w:p>
         </w:tc>
@@ -2476,63 +2476,63 @@
       <w:tr>
         <w:tc>
           <w:tcPr>
-            <w:tcW w:type="dxa" w:w="2011"/>
-            <w:tcBorders>
-              <w:top w:val="single" w:color="C9CFD8" w:sz="4"/>
-              <w:left w:val="single" w:color="C9CFD8" w:sz="4"/>
-              <w:bottom w:val="single" w:color="C9CFD8" w:sz="4"/>
-              <w:right w:val="single" w:color="C9CFD8" w:sz="4"/>
-            </w:tcBorders>
-            <w:tcMar>
-              <w:top w:type="dxa" w:w="50"/>
-              <w:left w:type="dxa" w:w="90"/>
-              <w:bottom w:type="dxa" w:w="50"/>
-              <w:right w:type="dxa" w:w="90"/>
-            </w:tcMar>
-            <w:vAlign w:val="center"/>
-          </w:tcPr>
-          <w:p>
-            <w:pPr>
-              <w:spacing w:after="0"/>
-            </w:pPr>
-            <w:r>
-              <w:rPr>
-                <w:rFonts w:ascii="Calibri" w:cs="Calibri" w:eastAsia="Calibri" w:hAnsi="Calibri"/>
-                <w:sz w:val="17"/>
-                <w:szCs w:val="17"/>
-              </w:rPr>
-              <w:t xml:space="preserve">Alertes du tableau de bord</w:t>
-            </w:r>
-          </w:p>
-        </w:tc>
-        <w:tc>
-          <w:tcPr>
-            <w:tcW w:type="dxa" w:w="7627"/>
-            <w:tcBorders>
-              <w:top w:val="single" w:color="C9CFD8" w:sz="4"/>
-              <w:left w:val="single" w:color="C9CFD8" w:sz="4"/>
-              <w:bottom w:val="single" w:color="C9CFD8" w:sz="4"/>
-              <w:right w:val="single" w:color="C9CFD8" w:sz="4"/>
-            </w:tcBorders>
-            <w:tcMar>
-              <w:top w:type="dxa" w:w="50"/>
-              <w:left w:type="dxa" w:w="90"/>
-              <w:bottom w:type="dxa" w:w="50"/>
-              <w:right w:type="dxa" w:w="90"/>
-            </w:tcMar>
-            <w:vAlign w:val="center"/>
-          </w:tcPr>
-          <w:p>
-            <w:pPr>
-              <w:spacing w:after="0"/>
-            </w:pPr>
-            <w:r>
-              <w:rPr>
-                <w:rFonts w:ascii="Calibri" w:cs="Calibri" w:eastAsia="Calibri" w:hAnsi="Calibri"/>
-                <w:sz w:val="17"/>
-                <w:szCs w:val="17"/>
-              </w:rPr>
-              <w:t xml:space="preserve">marge transport &lt; 15 % ; créances échues depuis plus de 60 jours ; clôture mensuelle en retard de plus de 10 jours ; compte de passage 585 non soldé (bloquant) ; dépassement budgétaire &gt; 10 % ; validation en attente depuis plus de 3 jours ; trésorerie minimale et encours échu maximal à fixer</w:t>
+            <w:tcW w:type="dxa" w:w="3124"/>
+            <w:tcBorders>
+              <w:top w:val="single" w:color="C9CFD8" w:sz="4"/>
+              <w:left w:val="single" w:color="C9CFD8" w:sz="4"/>
+              <w:bottom w:val="single" w:color="C9CFD8" w:sz="4"/>
+              <w:right w:val="single" w:color="C9CFD8" w:sz="4"/>
+            </w:tcBorders>
+            <w:tcMar>
+              <w:top w:type="dxa" w:w="50"/>
+              <w:left w:type="dxa" w:w="90"/>
+              <w:bottom w:type="dxa" w:w="50"/>
+              <w:right w:type="dxa" w:w="90"/>
+            </w:tcMar>
+            <w:vAlign w:val="center"/>
+          </w:tcPr>
+          <w:p>
+            <w:pPr>
+              <w:spacing w:after="0"/>
+            </w:pPr>
+            <w:r>
+              <w:rPr>
+                <w:rFonts w:ascii="Calibri" w:cs="Calibri" w:eastAsia="Calibri" w:hAnsi="Calibri"/>
+                <w:sz w:val="17"/>
+                <w:szCs w:val="17"/>
+              </w:rPr>
+              <w:t xml:space="preserve">Approbation des règlements et décaissements</w:t>
+            </w:r>
+          </w:p>
+        </w:tc>
+        <w:tc>
+          <w:tcPr>
+            <w:tcW w:type="dxa" w:w="6514"/>
+            <w:tcBorders>
+              <w:top w:val="single" w:color="C9CFD8" w:sz="4"/>
+              <w:left w:val="single" w:color="C9CFD8" w:sz="4"/>
+              <w:bottom w:val="single" w:color="C9CFD8" w:sz="4"/>
+              <w:right w:val="single" w:color="C9CFD8" w:sz="4"/>
+            </w:tcBorders>
+            <w:tcMar>
+              <w:top w:type="dxa" w:w="50"/>
+              <w:left w:type="dxa" w:w="90"/>
+              <w:bottom w:type="dxa" w:w="50"/>
+              <w:right w:type="dxa" w:w="90"/>
+            </w:tcMar>
+            <w:vAlign w:val="center"/>
+          </w:tcPr>
+          <w:p>
+            <w:pPr>
+              <w:spacing w:after="0"/>
+            </w:pPr>
+            <w:r>
+              <w:rPr>
+                <w:rFonts w:ascii="Calibri" w:cs="Calibri" w:eastAsia="Calibri" w:hAnsi="Calibri"/>
+                <w:sz w:val="17"/>
+                <w:szCs w:val="17"/>
+              </w:rPr>
+              <w:t xml:space="preserve">règlements, sorties de caisse et de banque, échéances d'emprunt, virements internes : au-delà de 100 M GNF, accord de la direction ; l'opération reste en brouillon jusqu'à la dernière approbation</w:t>
             </w:r>
           </w:p>
         </w:tc>
@@ -2540,7 +2540,7 @@
       <w:tr>
         <w:tc>
           <w:tcPr>
-            <w:tcW w:type="dxa" w:w="2011"/>
+            <w:tcW w:type="dxa" w:w="3124"/>
             <w:tcBorders>
               <w:top w:val="single" w:color="C9CFD8" w:sz="4"/>
               <w:left w:val="single" w:color="C9CFD8" w:sz="4"/>
@@ -2566,13 +2566,13 @@
                 <w:sz w:val="17"/>
                 <w:szCs w:val="17"/>
               </w:rPr>
-              <w:t xml:space="preserve">Relances des clients</w:t>
-            </w:r>
-          </w:p>
-        </w:tc>
-        <w:tc>
-          <w:tcPr>
-            <w:tcW w:type="dxa" w:w="7627"/>
+              <w:t xml:space="preserve">Alertes de gestion (gravités bloquante, critique, élevée, moyenne, avec l'action recommandée)</w:t>
+            </w:r>
+          </w:p>
+        </w:tc>
+        <w:tc>
+          <w:tcPr>
+            <w:tcW w:type="dxa" w:w="6514"/>
             <w:tcBorders>
               <w:top w:val="single" w:color="C9CFD8" w:sz="4"/>
               <w:left w:val="single" w:color="C9CFD8" w:sz="4"/>
@@ -2598,7 +2598,7 @@
                 <w:sz w:val="17"/>
                 <w:szCs w:val="17"/>
               </w:rPr>
-              <w:t xml:space="preserve">rappel dès 1 jour de retard, relance ferme à 15 jours, mise en demeure à 30 jours (jamais envoyée sans décision de la finance)</w:t>
+              <w:t xml:space="preserve">compte de passage 585 non soldé (bloquant) ; trésorerie sous le minimum (à fixer par société) et compte de banque ou de caisse négatif ; DSCR &lt; 1,20 ; créances échues depuis plus de 90 jours, part échue &gt; 20 %, délai de recouvrement &gt; 60 jours, concentration sur un client &gt; 40 % ; dettes fournisseurs échues ; résultat net cumulé négatif ; marge transport &lt; 30 %, rotations non facturées, ensembles routiers déficitaires après charges de structure ; dépassement budgétaire &gt; 10 % ; clôture en retard de plus de 10 jours ; validation en attente depuis plus de 3 jours</w:t>
             </w:r>
           </w:p>
         </w:tc>
@@ -2606,63 +2606,63 @@
       <w:tr>
         <w:tc>
           <w:tcPr>
-            <w:tcW w:type="dxa" w:w="2011"/>
-            <w:tcBorders>
-              <w:top w:val="single" w:color="C9CFD8" w:sz="4"/>
-              <w:left w:val="single" w:color="C9CFD8" w:sz="4"/>
-              <w:bottom w:val="single" w:color="C9CFD8" w:sz="4"/>
-              <w:right w:val="single" w:color="C9CFD8" w:sz="4"/>
-            </w:tcBorders>
-            <w:tcMar>
-              <w:top w:type="dxa" w:w="50"/>
-              <w:left w:type="dxa" w:w="90"/>
-              <w:bottom w:type="dxa" w:w="50"/>
-              <w:right w:type="dxa" w:w="90"/>
-            </w:tcMar>
-            <w:vAlign w:val="center"/>
-          </w:tcPr>
-          <w:p>
-            <w:pPr>
-              <w:spacing w:after="0"/>
-            </w:pPr>
-            <w:r>
-              <w:rPr>
-                <w:rFonts w:ascii="Calibri" w:cs="Calibri" w:eastAsia="Calibri" w:hAnsi="Calibri"/>
-                <w:sz w:val="17"/>
-                <w:szCs w:val="17"/>
-              </w:rPr>
-              <w:t xml:space="preserve">Clôture mensuelle</w:t>
-            </w:r>
-          </w:p>
-        </w:tc>
-        <w:tc>
-          <w:tcPr>
-            <w:tcW w:type="dxa" w:w="7627"/>
-            <w:tcBorders>
-              <w:top w:val="single" w:color="C9CFD8" w:sz="4"/>
-              <w:left w:val="single" w:color="C9CFD8" w:sz="4"/>
-              <w:bottom w:val="single" w:color="C9CFD8" w:sz="4"/>
-              <w:right w:val="single" w:color="C9CFD8" w:sz="4"/>
-            </w:tcBorders>
-            <w:tcMar>
-              <w:top w:type="dxa" w:w="50"/>
-              <w:left w:type="dxa" w:w="90"/>
-              <w:bottom w:type="dxa" w:w="50"/>
-              <w:right w:type="dxa" w:w="90"/>
-            </w:tcMar>
-            <w:vAlign w:val="center"/>
-          </w:tcPr>
-          <w:p>
-            <w:pPr>
-              <w:spacing w:after="0"/>
-            </w:pPr>
-            <w:r>
-              <w:rPr>
-                <w:rFonts w:ascii="Calibri" w:cs="Calibri" w:eastAsia="Calibri" w:hAnsi="Calibri"/>
-                <w:sz w:val="17"/>
-                <w:szCs w:val="17"/>
-              </w:rPr>
-              <w:t xml:space="preserve">contrôles bloquants (équilibres, compte de passage, pièces en attente, relevés rapprochés), verrouillage et empreinte de chaînage des écritures, réouverture tracée</w:t>
+            <w:tcW w:type="dxa" w:w="3124"/>
+            <w:tcBorders>
+              <w:top w:val="single" w:color="C9CFD8" w:sz="4"/>
+              <w:left w:val="single" w:color="C9CFD8" w:sz="4"/>
+              <w:bottom w:val="single" w:color="C9CFD8" w:sz="4"/>
+              <w:right w:val="single" w:color="C9CFD8" w:sz="4"/>
+            </w:tcBorders>
+            <w:tcMar>
+              <w:top w:type="dxa" w:w="50"/>
+              <w:left w:type="dxa" w:w="90"/>
+              <w:bottom w:type="dxa" w:w="50"/>
+              <w:right w:type="dxa" w:w="90"/>
+            </w:tcMar>
+            <w:vAlign w:val="center"/>
+          </w:tcPr>
+          <w:p>
+            <w:pPr>
+              <w:spacing w:after="0"/>
+            </w:pPr>
+            <w:r>
+              <w:rPr>
+                <w:rFonts w:ascii="Calibri" w:cs="Calibri" w:eastAsia="Calibri" w:hAnsi="Calibri"/>
+                <w:sz w:val="17"/>
+                <w:szCs w:val="17"/>
+              </w:rPr>
+              <w:t xml:space="preserve">Pertes attendues (IFRS 9, retraitement hors livres SYSCOHADA)</w:t>
+            </w:r>
+          </w:p>
+        </w:tc>
+        <w:tc>
+          <w:tcPr>
+            <w:tcW w:type="dxa" w:w="6514"/>
+            <w:tcBorders>
+              <w:top w:val="single" w:color="C9CFD8" w:sz="4"/>
+              <w:left w:val="single" w:color="C9CFD8" w:sz="4"/>
+              <w:bottom w:val="single" w:color="C9CFD8" w:sz="4"/>
+              <w:right w:val="single" w:color="C9CFD8" w:sz="4"/>
+            </w:tcBorders>
+            <w:tcMar>
+              <w:top w:type="dxa" w:w="50"/>
+              <w:left w:type="dxa" w:w="90"/>
+              <w:bottom w:type="dxa" w:w="50"/>
+              <w:right w:type="dxa" w:w="90"/>
+            </w:tcMar>
+            <w:vAlign w:val="center"/>
+          </w:tcPr>
+          <w:p>
+            <w:pPr>
+              <w:spacing w:after="0"/>
+            </w:pPr>
+            <w:r>
+              <w:rPr>
+                <w:rFonts w:ascii="Calibri" w:cs="Calibri" w:eastAsia="Calibri" w:hAnsi="Calibri"/>
+                <w:sz w:val="17"/>
+                <w:szCs w:val="17"/>
+              </w:rPr>
+              <w:t xml:space="preserve">non échu 1 %, 1 à 30 jours 3 %, 31 à 60 jours 10 %, 61 à 90 jours 25 %, au-delà 50 %</w:t>
             </w:r>
           </w:p>
         </w:tc>
@@ -2670,7 +2670,7 @@
       <w:tr>
         <w:tc>
           <w:tcPr>
-            <w:tcW w:type="dxa" w:w="2011"/>
+            <w:tcW w:type="dxa" w:w="3124"/>
             <w:tcBorders>
               <w:top w:val="single" w:color="C9CFD8" w:sz="4"/>
               <w:left w:val="single" w:color="C9CFD8" w:sz="4"/>
@@ -2696,13 +2696,13 @@
                 <w:sz w:val="17"/>
                 <w:szCs w:val="17"/>
               </w:rPr>
-              <w:t xml:space="preserve">Transport</w:t>
-            </w:r>
-          </w:p>
-        </w:tc>
-        <w:tc>
-          <w:tcPr>
-            <w:tcW w:type="dxa" w:w="7627"/>
+              <w:t xml:space="preserve">Relances des clients</w:t>
+            </w:r>
+          </w:p>
+        </w:tc>
+        <w:tc>
+          <w:tcPr>
+            <w:tcW w:type="dxa" w:w="6514"/>
             <w:tcBorders>
               <w:top w:val="single" w:color="C9CFD8" w:sz="4"/>
               <w:left w:val="single" w:color="C9CFD8" w:sz="4"/>
@@ -2728,7 +2728,7 @@
                 <w:sz w:val="17"/>
                 <w:szCs w:val="17"/>
               </w:rPr>
-              <w:t xml:space="preserve">tarif du client sur la route, à défaut tarif de la route ; facture par client, une ligne par rotation</w:t>
+              <w:t xml:space="preserve">rappel dès 1 jour de retard, relance ferme à 15 jours, mise en demeure à 30 jours (jamais envoyée sans décision de la finance)</w:t>
             </w:r>
           </w:p>
         </w:tc>
@@ -2736,63 +2736,63 @@
       <w:tr>
         <w:tc>
           <w:tcPr>
-            <w:tcW w:type="dxa" w:w="2011"/>
-            <w:tcBorders>
-              <w:top w:val="single" w:color="C9CFD8" w:sz="4"/>
-              <w:left w:val="single" w:color="C9CFD8" w:sz="4"/>
-              <w:bottom w:val="single" w:color="C9CFD8" w:sz="4"/>
-              <w:right w:val="single" w:color="C9CFD8" w:sz="4"/>
-            </w:tcBorders>
-            <w:tcMar>
-              <w:top w:type="dxa" w:w="50"/>
-              <w:left w:type="dxa" w:w="90"/>
-              <w:bottom w:type="dxa" w:w="50"/>
-              <w:right w:type="dxa" w:w="90"/>
-            </w:tcMar>
-            <w:vAlign w:val="center"/>
-          </w:tcPr>
-          <w:p>
-            <w:pPr>
-              <w:spacing w:after="0"/>
-            </w:pPr>
-            <w:r>
-              <w:rPr>
-                <w:rFonts w:ascii="Calibri" w:cs="Calibri" w:eastAsia="Calibri" w:hAnsi="Calibri"/>
-                <w:sz w:val="17"/>
-                <w:szCs w:val="17"/>
-              </w:rPr>
-              <w:t xml:space="preserve">Chantiers</w:t>
-            </w:r>
-          </w:p>
-        </w:tc>
-        <w:tc>
-          <w:tcPr>
-            <w:tcW w:type="dxa" w:w="7627"/>
-            <w:tcBorders>
-              <w:top w:val="single" w:color="C9CFD8" w:sz="4"/>
-              <w:left w:val="single" w:color="C9CFD8" w:sz="4"/>
-              <w:bottom w:val="single" w:color="C9CFD8" w:sz="4"/>
-              <w:right w:val="single" w:color="C9CFD8" w:sz="4"/>
-            </w:tcBorders>
-            <w:tcMar>
-              <w:top w:type="dxa" w:w="50"/>
-              <w:left w:type="dxa" w:w="90"/>
-              <w:bottom w:type="dxa" w:w="50"/>
-              <w:right w:type="dxa" w:w="90"/>
-            </w:tcMar>
-            <w:vAlign w:val="center"/>
-          </w:tcPr>
-          <w:p>
-            <w:pPr>
-              <w:spacing w:after="0"/>
-            </w:pPr>
-            <w:r>
-              <w:rPr>
-                <w:rFonts w:ascii="Calibri" w:cs="Calibri" w:eastAsia="Calibri" w:hAnsi="Calibri"/>
-                <w:sz w:val="17"/>
-                <w:szCs w:val="17"/>
-              </w:rPr>
-              <w:t xml:space="preserve">retenue de garantie (5 % par défaut) portée en 4117 jusqu'à sa libération</w:t>
+            <w:tcW w:type="dxa" w:w="3124"/>
+            <w:tcBorders>
+              <w:top w:val="single" w:color="C9CFD8" w:sz="4"/>
+              <w:left w:val="single" w:color="C9CFD8" w:sz="4"/>
+              <w:bottom w:val="single" w:color="C9CFD8" w:sz="4"/>
+              <w:right w:val="single" w:color="C9CFD8" w:sz="4"/>
+            </w:tcBorders>
+            <w:tcMar>
+              <w:top w:type="dxa" w:w="50"/>
+              <w:left w:type="dxa" w:w="90"/>
+              <w:bottom w:type="dxa" w:w="50"/>
+              <w:right w:type="dxa" w:w="90"/>
+            </w:tcMar>
+            <w:vAlign w:val="center"/>
+          </w:tcPr>
+          <w:p>
+            <w:pPr>
+              <w:spacing w:after="0"/>
+            </w:pPr>
+            <w:r>
+              <w:rPr>
+                <w:rFonts w:ascii="Calibri" w:cs="Calibri" w:eastAsia="Calibri" w:hAnsi="Calibri"/>
+                <w:sz w:val="17"/>
+                <w:szCs w:val="17"/>
+              </w:rPr>
+              <w:t xml:space="preserve">Clôture mensuelle</w:t>
+            </w:r>
+          </w:p>
+        </w:tc>
+        <w:tc>
+          <w:tcPr>
+            <w:tcW w:type="dxa" w:w="6514"/>
+            <w:tcBorders>
+              <w:top w:val="single" w:color="C9CFD8" w:sz="4"/>
+              <w:left w:val="single" w:color="C9CFD8" w:sz="4"/>
+              <w:bottom w:val="single" w:color="C9CFD8" w:sz="4"/>
+              <w:right w:val="single" w:color="C9CFD8" w:sz="4"/>
+            </w:tcBorders>
+            <w:tcMar>
+              <w:top w:type="dxa" w:w="50"/>
+              <w:left w:type="dxa" w:w="90"/>
+              <w:bottom w:type="dxa" w:w="50"/>
+              <w:right w:type="dxa" w:w="90"/>
+            </w:tcMar>
+            <w:vAlign w:val="center"/>
+          </w:tcPr>
+          <w:p>
+            <w:pPr>
+              <w:spacing w:after="0"/>
+            </w:pPr>
+            <w:r>
+              <w:rPr>
+                <w:rFonts w:ascii="Calibri" w:cs="Calibri" w:eastAsia="Calibri" w:hAnsi="Calibri"/>
+                <w:sz w:val="17"/>
+                <w:szCs w:val="17"/>
+              </w:rPr>
+              <w:t xml:space="preserve">contrôles bloquants (équilibres, compte de passage, pièces en attente, relevés rapprochés), verrouillage et empreinte de chaînage des écritures, réouverture tracée</w:t>
             </w:r>
           </w:p>
         </w:tc>
@@ -2800,7 +2800,7 @@
       <w:tr>
         <w:tc>
           <w:tcPr>
-            <w:tcW w:type="dxa" w:w="2011"/>
+            <w:tcW w:type="dxa" w:w="3124"/>
             <w:tcBorders>
               <w:top w:val="single" w:color="C9CFD8" w:sz="4"/>
               <w:left w:val="single" w:color="C9CFD8" w:sz="4"/>
@@ -2826,13 +2826,13 @@
                 <w:sz w:val="17"/>
                 <w:szCs w:val="17"/>
               </w:rPr>
-              <w:t xml:space="preserve">Immobilier</w:t>
-            </w:r>
-          </w:p>
-        </w:tc>
-        <w:tc>
-          <w:tcPr>
-            <w:tcW w:type="dxa" w:w="7627"/>
+              <w:t xml:space="preserve">Transport</w:t>
+            </w:r>
+          </w:p>
+        </w:tc>
+        <w:tc>
+          <w:tcPr>
+            <w:tcW w:type="dxa" w:w="6514"/>
             <w:tcBorders>
               <w:top w:val="single" w:color="C9CFD8" w:sz="4"/>
               <w:left w:val="single" w:color="C9CFD8" w:sz="4"/>
@@ -2858,7 +2858,7 @@
                 <w:sz w:val="17"/>
                 <w:szCs w:val="17"/>
               </w:rPr>
-              <w:t xml:space="preserve">quittancement chaque nuit : une facture par échéance passée, datée de l'échéance, validée aussitôt (rattrapage compris) ; impayés relancés comme les autres créances</w:t>
+              <w:t xml:space="preserve">tarif du client sur la route, à défaut tarif de la route ; facture par client, une ligne par rotation</w:t>
             </w:r>
           </w:p>
         </w:tc>
@@ -2866,63 +2866,63 @@
       <w:tr>
         <w:tc>
           <w:tcPr>
-            <w:tcW w:type="dxa" w:w="2011"/>
-            <w:tcBorders>
-              <w:top w:val="single" w:color="C9CFD8" w:sz="4"/>
-              <w:left w:val="single" w:color="C9CFD8" w:sz="4"/>
-              <w:bottom w:val="single" w:color="C9CFD8" w:sz="4"/>
-              <w:right w:val="single" w:color="C9CFD8" w:sz="4"/>
-            </w:tcBorders>
-            <w:tcMar>
-              <w:top w:type="dxa" w:w="50"/>
-              <w:left w:type="dxa" w:w="90"/>
-              <w:bottom w:type="dxa" w:w="50"/>
-              <w:right w:type="dxa" w:w="90"/>
-            </w:tcMar>
-            <w:vAlign w:val="center"/>
-          </w:tcPr>
-          <w:p>
-            <w:pPr>
-              <w:spacing w:after="0"/>
-            </w:pPr>
-            <w:r>
-              <w:rPr>
-                <w:rFonts w:ascii="Calibri" w:cs="Calibri" w:eastAsia="Calibri" w:hAnsi="Calibri"/>
-                <w:sz w:val="17"/>
-                <w:szCs w:val="17"/>
-              </w:rPr>
-              <w:t xml:space="preserve">Pièces déposées</w:t>
-            </w:r>
-          </w:p>
-        </w:tc>
-        <w:tc>
-          <w:tcPr>
-            <w:tcW w:type="dxa" w:w="7627"/>
-            <w:tcBorders>
-              <w:top w:val="single" w:color="C9CFD8" w:sz="4"/>
-              <w:left w:val="single" w:color="C9CFD8" w:sz="4"/>
-              <w:bottom w:val="single" w:color="C9CFD8" w:sz="4"/>
-              <w:right w:val="single" w:color="C9CFD8" w:sz="4"/>
-            </w:tcBorders>
-            <w:tcMar>
-              <w:top w:type="dxa" w:w="50"/>
-              <w:left w:type="dxa" w:w="90"/>
-              <w:bottom w:type="dxa" w:w="50"/>
-              <w:right w:type="dxa" w:w="90"/>
-            </w:tcMar>
-            <w:vAlign w:val="center"/>
-          </w:tcPr>
-          <w:p>
-            <w:pPr>
-              <w:spacing w:after="0"/>
-            </w:pPr>
-            <w:r>
-              <w:rPr>
-                <w:rFonts w:ascii="Calibri" w:cs="Calibri" w:eastAsia="Calibri" w:hAnsi="Calibri"/>
-                <w:sz w:val="17"/>
-                <w:szCs w:val="17"/>
-              </w:rPr>
-              <w:t xml:space="preserve">PDF, JPEG, PNG, Word .docx et Excel .xlsx, reconnus d'après leur contenu ; 20 Mo par fichier ; dossier d'un porteur limité à 400 pièces ou 1 Go, 50 messages par jour</w:t>
+            <w:tcW w:type="dxa" w:w="3124"/>
+            <w:tcBorders>
+              <w:top w:val="single" w:color="C9CFD8" w:sz="4"/>
+              <w:left w:val="single" w:color="C9CFD8" w:sz="4"/>
+              <w:bottom w:val="single" w:color="C9CFD8" w:sz="4"/>
+              <w:right w:val="single" w:color="C9CFD8" w:sz="4"/>
+            </w:tcBorders>
+            <w:tcMar>
+              <w:top w:type="dxa" w:w="50"/>
+              <w:left w:type="dxa" w:w="90"/>
+              <w:bottom w:type="dxa" w:w="50"/>
+              <w:right w:type="dxa" w:w="90"/>
+            </w:tcMar>
+            <w:vAlign w:val="center"/>
+          </w:tcPr>
+          <w:p>
+            <w:pPr>
+              <w:spacing w:after="0"/>
+            </w:pPr>
+            <w:r>
+              <w:rPr>
+                <w:rFonts w:ascii="Calibri" w:cs="Calibri" w:eastAsia="Calibri" w:hAnsi="Calibri"/>
+                <w:sz w:val="17"/>
+                <w:szCs w:val="17"/>
+              </w:rPr>
+              <w:t xml:space="preserve">Chantiers</w:t>
+            </w:r>
+          </w:p>
+        </w:tc>
+        <w:tc>
+          <w:tcPr>
+            <w:tcW w:type="dxa" w:w="6514"/>
+            <w:tcBorders>
+              <w:top w:val="single" w:color="C9CFD8" w:sz="4"/>
+              <w:left w:val="single" w:color="C9CFD8" w:sz="4"/>
+              <w:bottom w:val="single" w:color="C9CFD8" w:sz="4"/>
+              <w:right w:val="single" w:color="C9CFD8" w:sz="4"/>
+            </w:tcBorders>
+            <w:tcMar>
+              <w:top w:type="dxa" w:w="50"/>
+              <w:left w:type="dxa" w:w="90"/>
+              <w:bottom w:type="dxa" w:w="50"/>
+              <w:right w:type="dxa" w:w="90"/>
+            </w:tcMar>
+            <w:vAlign w:val="center"/>
+          </w:tcPr>
+          <w:p>
+            <w:pPr>
+              <w:spacing w:after="0"/>
+            </w:pPr>
+            <w:r>
+              <w:rPr>
+                <w:rFonts w:ascii="Calibri" w:cs="Calibri" w:eastAsia="Calibri" w:hAnsi="Calibri"/>
+                <w:sz w:val="17"/>
+                <w:szCs w:val="17"/>
+              </w:rPr>
+              <w:t xml:space="preserve">retenue de garantie (5 % par défaut) portée en 4117 jusqu'à sa libération</w:t>
             </w:r>
           </w:p>
         </w:tc>
@@ -2930,7 +2930,7 @@
       <w:tr>
         <w:tc>
           <w:tcPr>
-            <w:tcW w:type="dxa" w:w="2011"/>
+            <w:tcW w:type="dxa" w:w="3124"/>
             <w:tcBorders>
               <w:top w:val="single" w:color="C9CFD8" w:sz="4"/>
               <w:left w:val="single" w:color="C9CFD8" w:sz="4"/>
@@ -2956,13 +2956,13 @@
                 <w:sz w:val="17"/>
                 <w:szCs w:val="17"/>
               </w:rPr>
-              <w:t xml:space="preserve">AxisPro</w:t>
-            </w:r>
-          </w:p>
-        </w:tc>
-        <w:tc>
-          <w:tcPr>
-            <w:tcW w:type="dxa" w:w="7627"/>
+              <w:t xml:space="preserve">Immobilier</w:t>
+            </w:r>
+          </w:p>
+        </w:tc>
+        <w:tc>
+          <w:tcPr>
+            <w:tcW w:type="dxa" w:w="6514"/>
             <w:tcBorders>
               <w:top w:val="single" w:color="C9CFD8" w:sz="4"/>
               <w:left w:val="single" w:color="C9CFD8" w:sz="4"/>
@@ -2988,7 +2988,137 @@
                 <w:sz w:val="17"/>
                 <w:szCs w:val="17"/>
               </w:rPr>
-              <w:t xml:space="preserve">score par domaine pondéré ; éliminatoire non satisfait : NO-GO ; GO à partir de 70/100 sans critère critique ouvert ; conditionnel à partir de 50/100 ; preuve exigée pour les critères qui le demandent</w:t>
+              <w:t xml:space="preserve">quittancement chaque nuit : une facture par échéance passée, datée de l'échéance, validée aussitôt (rattrapage compris) ; impayés relancés comme les autres créances</w:t>
+            </w:r>
+          </w:p>
+        </w:tc>
+      </w:tr>
+      <w:tr>
+        <w:tc>
+          <w:tcPr>
+            <w:tcW w:type="dxa" w:w="3124"/>
+            <w:tcBorders>
+              <w:top w:val="single" w:color="C9CFD8" w:sz="4"/>
+              <w:left w:val="single" w:color="C9CFD8" w:sz="4"/>
+              <w:bottom w:val="single" w:color="C9CFD8" w:sz="4"/>
+              <w:right w:val="single" w:color="C9CFD8" w:sz="4"/>
+            </w:tcBorders>
+            <w:tcMar>
+              <w:top w:type="dxa" w:w="50"/>
+              <w:left w:type="dxa" w:w="90"/>
+              <w:bottom w:type="dxa" w:w="50"/>
+              <w:right w:type="dxa" w:w="90"/>
+            </w:tcMar>
+            <w:vAlign w:val="center"/>
+          </w:tcPr>
+          <w:p>
+            <w:pPr>
+              <w:spacing w:after="0"/>
+            </w:pPr>
+            <w:r>
+              <w:rPr>
+                <w:rFonts w:ascii="Calibri" w:cs="Calibri" w:eastAsia="Calibri" w:hAnsi="Calibri"/>
+                <w:sz w:val="17"/>
+                <w:szCs w:val="17"/>
+              </w:rPr>
+              <w:t xml:space="preserve">Pièces déposées</w:t>
+            </w:r>
+          </w:p>
+        </w:tc>
+        <w:tc>
+          <w:tcPr>
+            <w:tcW w:type="dxa" w:w="6514"/>
+            <w:tcBorders>
+              <w:top w:val="single" w:color="C9CFD8" w:sz="4"/>
+              <w:left w:val="single" w:color="C9CFD8" w:sz="4"/>
+              <w:bottom w:val="single" w:color="C9CFD8" w:sz="4"/>
+              <w:right w:val="single" w:color="C9CFD8" w:sz="4"/>
+            </w:tcBorders>
+            <w:tcMar>
+              <w:top w:type="dxa" w:w="50"/>
+              <w:left w:type="dxa" w:w="90"/>
+              <w:bottom w:type="dxa" w:w="50"/>
+              <w:right w:type="dxa" w:w="90"/>
+            </w:tcMar>
+            <w:vAlign w:val="center"/>
+          </w:tcPr>
+          <w:p>
+            <w:pPr>
+              <w:spacing w:after="0"/>
+            </w:pPr>
+            <w:r>
+              <w:rPr>
+                <w:rFonts w:ascii="Calibri" w:cs="Calibri" w:eastAsia="Calibri" w:hAnsi="Calibri"/>
+                <w:sz w:val="17"/>
+                <w:szCs w:val="17"/>
+              </w:rPr>
+              <w:t xml:space="preserve">PDF, JPEG, PNG, Word .docx et Excel .xlsx, reconnus d'après leur contenu ; 20 Mo par fichier ; dossier d'un porteur limité à 400 pièces ou 1 Go, 50 messages par jour</w:t>
+            </w:r>
+          </w:p>
+        </w:tc>
+      </w:tr>
+      <w:tr>
+        <w:tc>
+          <w:tcPr>
+            <w:tcW w:type="dxa" w:w="3124"/>
+            <w:tcBorders>
+              <w:top w:val="single" w:color="C9CFD8" w:sz="4"/>
+              <w:left w:val="single" w:color="C9CFD8" w:sz="4"/>
+              <w:bottom w:val="single" w:color="C9CFD8" w:sz="4"/>
+              <w:right w:val="single" w:color="C9CFD8" w:sz="4"/>
+            </w:tcBorders>
+            <w:shd w:fill="F2F4F7" w:color="auto" w:val="clear"/>
+            <w:tcMar>
+              <w:top w:type="dxa" w:w="50"/>
+              <w:left w:type="dxa" w:w="90"/>
+              <w:bottom w:type="dxa" w:w="50"/>
+              <w:right w:type="dxa" w:w="90"/>
+            </w:tcMar>
+            <w:vAlign w:val="center"/>
+          </w:tcPr>
+          <w:p>
+            <w:pPr>
+              <w:spacing w:after="0"/>
+            </w:pPr>
+            <w:r>
+              <w:rPr>
+                <w:rFonts w:ascii="Calibri" w:cs="Calibri" w:eastAsia="Calibri" w:hAnsi="Calibri"/>
+                <w:sz w:val="17"/>
+                <w:szCs w:val="17"/>
+              </w:rPr>
+              <w:t xml:space="preserve">AxisPro (méthode MB AxisPro, réf. SC-01)</w:t>
+            </w:r>
+          </w:p>
+        </w:tc>
+        <w:tc>
+          <w:tcPr>
+            <w:tcW w:type="dxa" w:w="6514"/>
+            <w:tcBorders>
+              <w:top w:val="single" w:color="C9CFD8" w:sz="4"/>
+              <w:left w:val="single" w:color="C9CFD8" w:sz="4"/>
+              <w:bottom w:val="single" w:color="C9CFD8" w:sz="4"/>
+              <w:right w:val="single" w:color="C9CFD8" w:sz="4"/>
+            </w:tcBorders>
+            <w:shd w:fill="F2F4F7" w:color="auto" w:val="clear"/>
+            <w:tcMar>
+              <w:top w:type="dxa" w:w="50"/>
+              <w:left w:type="dxa" w:w="90"/>
+              <w:bottom w:type="dxa" w:w="50"/>
+              <w:right w:type="dxa" w:w="90"/>
+            </w:tcMar>
+            <w:vAlign w:val="center"/>
+          </w:tcPr>
+          <w:p>
+            <w:pPr>
+              <w:spacing w:after="0"/>
+            </w:pPr>
+            <w:r>
+              <w:rPr>
+                <w:rFonts w:ascii="Calibri" w:cs="Calibri" w:eastAsia="Calibri" w:hAnsi="Calibri"/>
+                <w:sz w:val="17"/>
+                <w:szCs w:val="17"/>
+              </w:rPr>
+              <w:t xml:space="preserve">grille officielle de 111 critères, 15 domaines, 8 gates ; atteint 1, partiel 0,5, non disponible 0, non évalué compté non disponible ; preuve exigée ou périmée : critère ramené à partiel ; scores Project Readiness, APD Readiness et Bankability ; knock-out non atteint (ou incomplet) : NO-GO ; BANKABLE à partir de 80/100, APD READY à partir de 65, CONDITIONAL GO à partir de 50, HOLD à partir de 30 ; décision du comité scellée, dossier figé jusqu'à une nouvelle révision</w:t>
             </w:r>
           </w:p>
         </w:tc>
@@ -3232,7 +3362,7 @@
           <w:sz w:val="20"/>
           <w:szCs w:val="20"/>
         </w:rPr>
-        <w:t xml:space="preserve">Fichiers simples remplis à partir du classeur 2026 : tiers, soldes d'ouverture (journal des à-nouveaux), écritures de l'exercice pièce par pièce (ventes, achats, trésorerie, OD) avec lettrage des comptes de tiers, budget mensuel, rotations. Chaque chargement est d'abord contrôlé (aucune écriture en cas d'anomalie), rejoué autant que nécessaire en recette, puis appliqué en production. Les relevés bancaires 2026 se chargent par l'écran Trésorerie ; immobilisations et emprunts se saisissent dans leurs écrans. Les balances obtenues sont confrontées au classeur et validées par le responsable financier avant la mise en production (offre, chapitre 6.3).</w:t>
+        <w:t xml:space="preserve">Fichiers simples remplis à partir du classeur 2026 : tiers, soldes d'ouverture (journal des à-nouveaux), écritures de l'exercice pièce par pièce (ventes, achats, trésorerie, OD) avec lettrage des comptes de tiers, budget mensuel, rotations. Chaque chargement est d'abord contrôlé (aucune écriture en cas d'anomalie), rejoué autant que nécessaire en recette, puis appliqué en production. Les relevés bancaires 2026 se chargent par l'écran Trésorerie ; immobilisations et emprunts se saisissent dans leurs écrans. Les balances obtenues sont confrontées au classeur et validées par le responsable financier avant la mise en production (offre, chapitre 6.3) : les 26 valeurs de référence du classeur (équilibre, résultat, trésorerie, créances, dettes, transport, bilan) sont recalculées par la plateforme et leur conformité (« n/26 ») est annexée au procès-verbal de bascule.</w:t>
       </w:r>
     </w:p>
     <w:p>
@@ -3268,10 +3398,10 @@
         </w:tblBorders>
       </w:tblPr>
       <w:tblGrid>
-        <w:gridCol w:w="708"/>
-        <w:gridCol w:w="2415"/>
-        <w:gridCol w:w="1724"/>
-        <w:gridCol w:w="4792"/>
+        <w:gridCol w:w="650"/>
+        <w:gridCol w:w="2216"/>
+        <w:gridCol w:w="1899"/>
+        <w:gridCol w:w="4873"/>
       </w:tblGrid>
       <w:tr>
         <w:trPr>
@@ -3279,7 +3409,7 @@
         </w:trPr>
         <w:tc>
           <w:tcPr>
-            <w:tcW w:type="dxa" w:w="708"/>
+            <w:tcW w:type="dxa" w:w="650"/>
             <w:tcBorders>
               <w:top w:val="single" w:color="C9CFD8" w:sz="4"/>
               <w:left w:val="single" w:color="C9CFD8" w:sz="4"/>
@@ -3314,7 +3444,7 @@
         </w:tc>
         <w:tc>
           <w:tcPr>
-            <w:tcW w:type="dxa" w:w="2415"/>
+            <w:tcW w:type="dxa" w:w="2216"/>
             <w:tcBorders>
               <w:top w:val="single" w:color="C9CFD8" w:sz="4"/>
               <w:left w:val="single" w:color="C9CFD8" w:sz="4"/>
@@ -3349,7 +3479,7 @@
         </w:tc>
         <w:tc>
           <w:tcPr>
-            <w:tcW w:type="dxa" w:w="1724"/>
+            <w:tcW w:type="dxa" w:w="1899"/>
             <w:tcBorders>
               <w:top w:val="single" w:color="C9CFD8" w:sz="4"/>
               <w:left w:val="single" w:color="C9CFD8" w:sz="4"/>
@@ -3384,7 +3514,7 @@
         </w:tc>
         <w:tc>
           <w:tcPr>
-            <w:tcW w:type="dxa" w:w="4792"/>
+            <w:tcW w:type="dxa" w:w="4873"/>
             <w:tcBorders>
               <w:top w:val="single" w:color="C9CFD8" w:sz="4"/>
               <w:left w:val="single" w:color="C9CFD8" w:sz="4"/>
@@ -3421,7 +3551,7 @@
       <w:tr>
         <w:tc>
           <w:tcPr>
-            <w:tcW w:type="dxa" w:w="708"/>
+            <w:tcW w:type="dxa" w:w="650"/>
             <w:tcBorders>
               <w:top w:val="single" w:color="C9CFD8" w:sz="4"/>
               <w:left w:val="single" w:color="C9CFD8" w:sz="4"/>
@@ -3452,7 +3582,7 @@
         </w:tc>
         <w:tc>
           <w:tcPr>
-            <w:tcW w:type="dxa" w:w="2415"/>
+            <w:tcW w:type="dxa" w:w="2216"/>
             <w:tcBorders>
               <w:top w:val="single" w:color="C9CFD8" w:sz="4"/>
               <w:left w:val="single" w:color="C9CFD8" w:sz="4"/>
@@ -3483,63 +3613,63 @@
         </w:tc>
         <w:tc>
           <w:tcPr>
-            <w:tcW w:type="dxa" w:w="1724"/>
-            <w:tcBorders>
-              <w:top w:val="single" w:color="C9CFD8" w:sz="4"/>
-              <w:left w:val="single" w:color="C9CFD8" w:sz="4"/>
-              <w:bottom w:val="single" w:color="C9CFD8" w:sz="4"/>
-              <w:right w:val="single" w:color="C9CFD8" w:sz="4"/>
-            </w:tcBorders>
-            <w:tcMar>
-              <w:top w:type="dxa" w:w="50"/>
-              <w:left w:type="dxa" w:w="90"/>
-              <w:bottom w:type="dxa" w:w="50"/>
-              <w:right w:type="dxa" w:w="90"/>
-            </w:tcMar>
-            <w:vAlign w:val="center"/>
-          </w:tcPr>
-          <w:p>
-            <w:pPr>
-              <w:spacing w:after="0"/>
-            </w:pPr>
-            <w:r>
-              <w:rPr>
-                <w:rFonts w:ascii="Calibri" w:cs="Calibri" w:eastAsia="Calibri" w:hAnsi="Calibri"/>
-                <w:sz w:val="17"/>
-                <w:szCs w:val="17"/>
-              </w:rPr>
-              <w:t xml:space="preserve">Tableau de bord, Rapport mensuel</w:t>
-            </w:r>
-          </w:p>
-        </w:tc>
-        <w:tc>
-          <w:tcPr>
-            <w:tcW w:type="dxa" w:w="4792"/>
-            <w:tcBorders>
-              <w:top w:val="single" w:color="C9CFD8" w:sz="4"/>
-              <w:left w:val="single" w:color="C9CFD8" w:sz="4"/>
-              <w:bottom w:val="single" w:color="C9CFD8" w:sz="4"/>
-              <w:right w:val="single" w:color="C9CFD8" w:sz="4"/>
-            </w:tcBorders>
-            <w:tcMar>
-              <w:top w:type="dxa" w:w="50"/>
-              <w:left w:type="dxa" w:w="90"/>
-              <w:bottom w:type="dxa" w:w="50"/>
-              <w:right w:type="dxa" w:w="90"/>
-            </w:tcMar>
-            <w:vAlign w:val="center"/>
-          </w:tcPr>
-          <w:p>
-            <w:pPr>
-              <w:spacing w:after="0"/>
-            </w:pPr>
-            <w:r>
-              <w:rPr>
-                <w:rFonts w:ascii="Calibri" w:cs="Calibri" w:eastAsia="Calibri" w:hAnsi="Calibri"/>
-                <w:sz w:val="17"/>
-                <w:szCs w:val="17"/>
-              </w:rPr>
-              <w:t xml:space="preserve">Saisir une facture : CA et encours à jour immédiatement</w:t>
+            <w:tcW w:type="dxa" w:w="1899"/>
+            <w:tcBorders>
+              <w:top w:val="single" w:color="C9CFD8" w:sz="4"/>
+              <w:left w:val="single" w:color="C9CFD8" w:sz="4"/>
+              <w:bottom w:val="single" w:color="C9CFD8" w:sz="4"/>
+              <w:right w:val="single" w:color="C9CFD8" w:sz="4"/>
+            </w:tcBorders>
+            <w:tcMar>
+              <w:top w:type="dxa" w:w="50"/>
+              <w:left w:type="dxa" w:w="90"/>
+              <w:bottom w:type="dxa" w:w="50"/>
+              <w:right w:type="dxa" w:w="90"/>
+            </w:tcMar>
+            <w:vAlign w:val="center"/>
+          </w:tcPr>
+          <w:p>
+            <w:pPr>
+              <w:spacing w:after="0"/>
+            </w:pPr>
+            <w:r>
+              <w:rPr>
+                <w:rFonts w:ascii="Calibri" w:cs="Calibri" w:eastAsia="Calibri" w:hAnsi="Calibri"/>
+                <w:sz w:val="17"/>
+                <w:szCs w:val="17"/>
+              </w:rPr>
+              <w:t xml:space="preserve">Tableau de bord, Pilotage, Rapport mensuel</w:t>
+            </w:r>
+          </w:p>
+        </w:tc>
+        <w:tc>
+          <w:tcPr>
+            <w:tcW w:type="dxa" w:w="4873"/>
+            <w:tcBorders>
+              <w:top w:val="single" w:color="C9CFD8" w:sz="4"/>
+              <w:left w:val="single" w:color="C9CFD8" w:sz="4"/>
+              <w:bottom w:val="single" w:color="C9CFD8" w:sz="4"/>
+              <w:right w:val="single" w:color="C9CFD8" w:sz="4"/>
+            </w:tcBorders>
+            <w:tcMar>
+              <w:top w:type="dxa" w:w="50"/>
+              <w:left w:type="dxa" w:w="90"/>
+              <w:bottom w:type="dxa" w:w="50"/>
+              <w:right w:type="dxa" w:w="90"/>
+            </w:tcMar>
+            <w:vAlign w:val="center"/>
+          </w:tcPr>
+          <w:p>
+            <w:pPr>
+              <w:spacing w:after="0"/>
+            </w:pPr>
+            <w:r>
+              <w:rPr>
+                <w:rFonts w:ascii="Calibri" w:cs="Calibri" w:eastAsia="Calibri" w:hAnsi="Calibri"/>
+                <w:sz w:val="17"/>
+                <w:szCs w:val="17"/>
+              </w:rPr>
+              <w:t xml:space="preserve">Saisir une facture : CA et encours à jour immédiatement ; onze questions du dirigeant avec leur verdict ; « ce qui demande une décision » ; arrêté à une date</w:t>
             </w:r>
           </w:p>
         </w:tc>
@@ -3547,7 +3677,7 @@
       <w:tr>
         <w:tc>
           <w:tcPr>
-            <w:tcW w:type="dxa" w:w="708"/>
+            <w:tcW w:type="dxa" w:w="650"/>
             <w:tcBorders>
               <w:top w:val="single" w:color="C9CFD8" w:sz="4"/>
               <w:left w:val="single" w:color="C9CFD8" w:sz="4"/>
@@ -3579,7 +3709,7 @@
         </w:tc>
         <w:tc>
           <w:tcPr>
-            <w:tcW w:type="dxa" w:w="2415"/>
+            <w:tcW w:type="dxa" w:w="2216"/>
             <w:tcBorders>
               <w:top w:val="single" w:color="C9CFD8" w:sz="4"/>
               <w:left w:val="single" w:color="C9CFD8" w:sz="4"/>
@@ -3611,7 +3741,7 @@
         </w:tc>
         <w:tc>
           <w:tcPr>
-            <w:tcW w:type="dxa" w:w="1724"/>
+            <w:tcW w:type="dxa" w:w="1899"/>
             <w:tcBorders>
               <w:top w:val="single" w:color="C9CFD8" w:sz="4"/>
               <w:left w:val="single" w:color="C9CFD8" w:sz="4"/>
@@ -3637,13 +3767,13 @@
                 <w:sz w:val="17"/>
                 <w:szCs w:val="17"/>
               </w:rPr>
-              <w:t xml:space="preserve">Sélecteur de société, bouton Groupe ; Activités et budget</w:t>
-            </w:r>
-          </w:p>
-        </w:tc>
-        <w:tc>
-          <w:tcPr>
-            <w:tcW w:type="dxa" w:w="4792"/>
+              <w:t xml:space="preserve">Sélecteur de société, bouton Groupe ; États &gt; Consolidé du groupe ; Activités et budget</w:t>
+            </w:r>
+          </w:p>
+        </w:tc>
+        <w:tc>
+          <w:tcPr>
+            <w:tcW w:type="dxa" w:w="4873"/>
             <w:tcBorders>
               <w:top w:val="single" w:color="C9CFD8" w:sz="4"/>
               <w:left w:val="single" w:color="C9CFD8" w:sz="4"/>
@@ -3669,7 +3799,7 @@
                 <w:sz w:val="17"/>
                 <w:szCs w:val="17"/>
               </w:rPr>
-              <w:t xml:space="preserve">Un même compte passe d'une société à l'autre, comptabilités séparées ; vue groupe ; marge par activité, chantier, ensemble, route</w:t>
+              <w:t xml:space="preserve">Un même compte passe d'une société à l'autre, comptabilités séparées ; compte de résultat et bilan par société, éliminations intra-groupe, groupe ; marge par activité, centre de coût, chantier, ensemble, route</w:t>
             </w:r>
           </w:p>
         </w:tc>
@@ -3677,7 +3807,7 @@
       <w:tr>
         <w:tc>
           <w:tcPr>
-            <w:tcW w:type="dxa" w:w="708"/>
+            <w:tcW w:type="dxa" w:w="650"/>
             <w:tcBorders>
               <w:top w:val="single" w:color="C9CFD8" w:sz="4"/>
               <w:left w:val="single" w:color="C9CFD8" w:sz="4"/>
@@ -3708,7 +3838,7 @@
         </w:tc>
         <w:tc>
           <w:tcPr>
-            <w:tcW w:type="dxa" w:w="2415"/>
+            <w:tcW w:type="dxa" w:w="2216"/>
             <w:tcBorders>
               <w:top w:val="single" w:color="C9CFD8" w:sz="4"/>
               <w:left w:val="single" w:color="C9CFD8" w:sz="4"/>
@@ -3739,63 +3869,63 @@
         </w:tc>
         <w:tc>
           <w:tcPr>
-            <w:tcW w:type="dxa" w:w="1724"/>
-            <w:tcBorders>
-              <w:top w:val="single" w:color="C9CFD8" w:sz="4"/>
-              <w:left w:val="single" w:color="C9CFD8" w:sz="4"/>
-              <w:bottom w:val="single" w:color="C9CFD8" w:sz="4"/>
-              <w:right w:val="single" w:color="C9CFD8" w:sz="4"/>
-            </w:tcBorders>
-            <w:tcMar>
-              <w:top w:type="dxa" w:w="50"/>
-              <w:left w:type="dxa" w:w="90"/>
-              <w:bottom w:type="dxa" w:w="50"/>
-              <w:right w:type="dxa" w:w="90"/>
-            </w:tcMar>
-            <w:vAlign w:val="center"/>
-          </w:tcPr>
-          <w:p>
-            <w:pPr>
-              <w:spacing w:after="0"/>
-            </w:pPr>
-            <w:r>
-              <w:rPr>
-                <w:rFonts w:ascii="Calibri" w:cs="Calibri" w:eastAsia="Calibri" w:hAnsi="Calibri"/>
-                <w:sz w:val="17"/>
-                <w:szCs w:val="17"/>
-              </w:rPr>
-              <w:t xml:space="preserve">Balance et états</w:t>
-            </w:r>
-          </w:p>
-        </w:tc>
-        <w:tc>
-          <w:tcPr>
-            <w:tcW w:type="dxa" w:w="4792"/>
-            <w:tcBorders>
-              <w:top w:val="single" w:color="C9CFD8" w:sz="4"/>
-              <w:left w:val="single" w:color="C9CFD8" w:sz="4"/>
-              <w:bottom w:val="single" w:color="C9CFD8" w:sz="4"/>
-              <w:right w:val="single" w:color="C9CFD8" w:sz="4"/>
-            </w:tcBorders>
-            <w:tcMar>
-              <w:top w:type="dxa" w:w="50"/>
-              <w:left w:type="dxa" w:w="90"/>
-              <w:bottom w:type="dxa" w:w="50"/>
-              <w:right w:type="dxa" w:w="90"/>
-            </w:tcMar>
-            <w:vAlign w:val="center"/>
-          </w:tcPr>
-          <w:p>
-            <w:pPr>
-              <w:spacing w:after="0"/>
-            </w:pPr>
-            <w:r>
-              <w:rPr>
-                <w:rFonts w:ascii="Calibri" w:cs="Calibri" w:eastAsia="Calibri" w:hAnsi="Calibri"/>
-                <w:sz w:val="17"/>
-                <w:szCs w:val="17"/>
-              </w:rPr>
-              <w:t xml:space="preserve">Bilan équilibré, compte de résultat, tableau des flux rapproché de la trésorerie</w:t>
+            <w:tcW w:type="dxa" w:w="1899"/>
+            <w:tcBorders>
+              <w:top w:val="single" w:color="C9CFD8" w:sz="4"/>
+              <w:left w:val="single" w:color="C9CFD8" w:sz="4"/>
+              <w:bottom w:val="single" w:color="C9CFD8" w:sz="4"/>
+              <w:right w:val="single" w:color="C9CFD8" w:sz="4"/>
+            </w:tcBorders>
+            <w:tcMar>
+              <w:top w:type="dxa" w:w="50"/>
+              <w:left w:type="dxa" w:w="90"/>
+              <w:bottom w:type="dxa" w:w="50"/>
+              <w:right w:type="dxa" w:w="90"/>
+            </w:tcMar>
+            <w:vAlign w:val="center"/>
+          </w:tcPr>
+          <w:p>
+            <w:pPr>
+              <w:spacing w:after="0"/>
+            </w:pPr>
+            <w:r>
+              <w:rPr>
+                <w:rFonts w:ascii="Calibri" w:cs="Calibri" w:eastAsia="Calibri" w:hAnsi="Calibri"/>
+                <w:sz w:val="17"/>
+                <w:szCs w:val="17"/>
+              </w:rPr>
+              <w:t xml:space="preserve">Balance et états, Clôtures</w:t>
+            </w:r>
+          </w:p>
+        </w:tc>
+        <w:tc>
+          <w:tcPr>
+            <w:tcW w:type="dxa" w:w="4873"/>
+            <w:tcBorders>
+              <w:top w:val="single" w:color="C9CFD8" w:sz="4"/>
+              <w:left w:val="single" w:color="C9CFD8" w:sz="4"/>
+              <w:bottom w:val="single" w:color="C9CFD8" w:sz="4"/>
+              <w:right w:val="single" w:color="C9CFD8" w:sz="4"/>
+            </w:tcBorders>
+            <w:tcMar>
+              <w:top w:type="dxa" w:w="50"/>
+              <w:left w:type="dxa" w:w="90"/>
+              <w:bottom w:type="dxa" w:w="50"/>
+              <w:right w:type="dxa" w:w="90"/>
+            </w:tcMar>
+            <w:vAlign w:val="center"/>
+          </w:tcPr>
+          <w:p>
+            <w:pPr>
+              <w:spacing w:after="0"/>
+            </w:pPr>
+            <w:r>
+              <w:rPr>
+                <w:rFonts w:ascii="Calibri" w:cs="Calibri" w:eastAsia="Calibri" w:hAnsi="Calibri"/>
+                <w:sz w:val="17"/>
+                <w:szCs w:val="17"/>
+              </w:rPr>
+              <w:t xml:space="preserve">Bilan équilibré, compte de résultat, tableau des flux rapproché de la trésorerie ; clôture mensuelle complète (dotations, liquidation de la TVA, factures à établir, sceau et procès-verbal) ; exports XLSX et CSV des états ; SAF-T</w:t>
             </w:r>
           </w:p>
         </w:tc>
@@ -3803,7 +3933,7 @@
       <w:tr>
         <w:tc>
           <w:tcPr>
-            <w:tcW w:type="dxa" w:w="708"/>
+            <w:tcW w:type="dxa" w:w="650"/>
             <w:tcBorders>
               <w:top w:val="single" w:color="C9CFD8" w:sz="4"/>
               <w:left w:val="single" w:color="C9CFD8" w:sz="4"/>
@@ -3835,7 +3965,7 @@
         </w:tc>
         <w:tc>
           <w:tcPr>
-            <w:tcW w:type="dxa" w:w="2415"/>
+            <w:tcW w:type="dxa" w:w="2216"/>
             <w:tcBorders>
               <w:top w:val="single" w:color="C9CFD8" w:sz="4"/>
               <w:left w:val="single" w:color="C9CFD8" w:sz="4"/>
@@ -3867,7 +3997,7 @@
         </w:tc>
         <w:tc>
           <w:tcPr>
-            <w:tcW w:type="dxa" w:w="1724"/>
+            <w:tcW w:type="dxa" w:w="1899"/>
             <w:tcBorders>
               <w:top w:val="single" w:color="C9CFD8" w:sz="4"/>
               <w:left w:val="single" w:color="C9CFD8" w:sz="4"/>
@@ -3893,13 +4023,13 @@
                 <w:sz w:val="17"/>
                 <w:szCs w:val="17"/>
               </w:rPr>
-              <w:t xml:space="preserve">Activités et budget</w:t>
-            </w:r>
-          </w:p>
-        </w:tc>
-        <w:tc>
-          <w:tcPr>
-            <w:tcW w:type="dxa" w:w="4792"/>
+              <w:t xml:space="preserve">Activités et budget, saisie des pièces</w:t>
+            </w:r>
+          </w:p>
+        </w:tc>
+        <w:tc>
+          <w:tcPr>
+            <w:tcW w:type="dxa" w:w="4873"/>
             <w:tcBorders>
               <w:top w:val="single" w:color="C9CFD8" w:sz="4"/>
               <w:left w:val="single" w:color="C9CFD8" w:sz="4"/>
@@ -3925,7 +4055,7 @@
                 <w:sz w:val="17"/>
                 <w:szCs w:val="17"/>
               </w:rPr>
-              <w:t xml:space="preserve">Imputation automatique depuis rotations, chantiers, loyers</w:t>
+              <w:t xml:space="preserve">Imputation automatique depuis rotations, chantiers, loyers, catégories de dépense ; saisie sur plusieurs axes par ligne ; imputation obligatoire contrôlée</w:t>
             </w:r>
           </w:p>
         </w:tc>
@@ -3933,7 +4063,7 @@
       <w:tr>
         <w:tc>
           <w:tcPr>
-            <w:tcW w:type="dxa" w:w="708"/>
+            <w:tcW w:type="dxa" w:w="650"/>
             <w:tcBorders>
               <w:top w:val="single" w:color="C9CFD8" w:sz="4"/>
               <w:left w:val="single" w:color="C9CFD8" w:sz="4"/>
@@ -3964,7 +4094,7 @@
         </w:tc>
         <w:tc>
           <w:tcPr>
-            <w:tcW w:type="dxa" w:w="2415"/>
+            <w:tcW w:type="dxa" w:w="2216"/>
             <w:tcBorders>
               <w:top w:val="single" w:color="C9CFD8" w:sz="4"/>
               <w:left w:val="single" w:color="C9CFD8" w:sz="4"/>
@@ -3995,7 +4125,7 @@
         </w:tc>
         <w:tc>
           <w:tcPr>
-            <w:tcW w:type="dxa" w:w="1724"/>
+            <w:tcW w:type="dxa" w:w="1899"/>
             <w:tcBorders>
               <w:top w:val="single" w:color="C9CFD8" w:sz="4"/>
               <w:left w:val="single" w:color="C9CFD8" w:sz="4"/>
@@ -4026,32 +4156,32 @@
         </w:tc>
         <w:tc>
           <w:tcPr>
-            <w:tcW w:type="dxa" w:w="4792"/>
-            <w:tcBorders>
-              <w:top w:val="single" w:color="C9CFD8" w:sz="4"/>
-              <w:left w:val="single" w:color="C9CFD8" w:sz="4"/>
-              <w:bottom w:val="single" w:color="C9CFD8" w:sz="4"/>
-              <w:right w:val="single" w:color="C9CFD8" w:sz="4"/>
-            </w:tcBorders>
-            <w:tcMar>
-              <w:top w:type="dxa" w:w="50"/>
-              <w:left w:type="dxa" w:w="90"/>
-              <w:bottom w:type="dxa" w:w="50"/>
-              <w:right w:type="dxa" w:w="90"/>
-            </w:tcMar>
-            <w:vAlign w:val="center"/>
-          </w:tcPr>
-          <w:p>
-            <w:pPr>
-              <w:spacing w:after="0"/>
-            </w:pPr>
-            <w:r>
-              <w:rPr>
-                <w:rFonts w:ascii="Calibri" w:cs="Calibri" w:eastAsia="Calibri" w:hAnsi="Calibri"/>
-                <w:sz w:val="17"/>
-                <w:szCs w:val="17"/>
-              </w:rPr>
-              <w:t xml:space="preserve">Import d'un relevé réel, rapprochement des lignes</w:t>
+            <w:tcW w:type="dxa" w:w="4873"/>
+            <w:tcBorders>
+              <w:top w:val="single" w:color="C9CFD8" w:sz="4"/>
+              <w:left w:val="single" w:color="C9CFD8" w:sz="4"/>
+              <w:bottom w:val="single" w:color="C9CFD8" w:sz="4"/>
+              <w:right w:val="single" w:color="C9CFD8" w:sz="4"/>
+            </w:tcBorders>
+            <w:tcMar>
+              <w:top w:type="dxa" w:w="50"/>
+              <w:left w:type="dxa" w:w="90"/>
+              <w:bottom w:type="dxa" w:w="50"/>
+              <w:right w:type="dxa" w:w="90"/>
+            </w:tcMar>
+            <w:vAlign w:val="center"/>
+          </w:tcPr>
+          <w:p>
+            <w:pPr>
+              <w:spacing w:after="0"/>
+            </w:pPr>
+            <w:r>
+              <w:rPr>
+                <w:rFonts w:ascii="Calibri" w:cs="Calibri" w:eastAsia="Calibri" w:hAnsi="Calibri"/>
+                <w:sz w:val="17"/>
+                <w:szCs w:val="17"/>
+              </w:rPr>
+              <w:t xml:space="preserve">Import d'un relevé réel (CSV, XLSX ou camt.053), soldes du relevé contrôlés, rapprochement des lignes, état de rapprochement ; flux mensuels et prévision à trois mois</w:t>
             </w:r>
           </w:p>
         </w:tc>
@@ -4059,7 +4189,7 @@
       <w:tr>
         <w:tc>
           <w:tcPr>
-            <w:tcW w:type="dxa" w:w="708"/>
+            <w:tcW w:type="dxa" w:w="650"/>
             <w:tcBorders>
               <w:top w:val="single" w:color="C9CFD8" w:sz="4"/>
               <w:left w:val="single" w:color="C9CFD8" w:sz="4"/>
@@ -4091,7 +4221,7 @@
         </w:tc>
         <w:tc>
           <w:tcPr>
-            <w:tcW w:type="dxa" w:w="2415"/>
+            <w:tcW w:type="dxa" w:w="2216"/>
             <w:tcBorders>
               <w:top w:val="single" w:color="C9CFD8" w:sz="4"/>
               <w:left w:val="single" w:color="C9CFD8" w:sz="4"/>
@@ -4123,7 +4253,7 @@
         </w:tc>
         <w:tc>
           <w:tcPr>
-            <w:tcW w:type="dxa" w:w="1724"/>
+            <w:tcW w:type="dxa" w:w="1899"/>
             <w:tcBorders>
               <w:top w:val="single" w:color="C9CFD8" w:sz="4"/>
               <w:left w:val="single" w:color="C9CFD8" w:sz="4"/>
@@ -4155,7 +4285,7 @@
         </w:tc>
         <w:tc>
           <w:tcPr>
-            <w:tcW w:type="dxa" w:w="4792"/>
+            <w:tcW w:type="dxa" w:w="4873"/>
             <w:tcBorders>
               <w:top w:val="single" w:color="C9CFD8" w:sz="4"/>
               <w:left w:val="single" w:color="C9CFD8" w:sz="4"/>
@@ -4181,7 +4311,7 @@
                 <w:sz w:val="17"/>
                 <w:szCs w:val="17"/>
               </w:rPr>
-              <w:t xml:space="preserve">Dotations mensuelles automatiques, sortie d'actif (cession)</w:t>
+              <w:t xml:space="preserve">Dotations mensuelles automatiques ventilées par activité, sortie d'actif (cession), registre exporté</w:t>
             </w:r>
           </w:p>
         </w:tc>
@@ -4189,7 +4319,7 @@
       <w:tr>
         <w:tc>
           <w:tcPr>
-            <w:tcW w:type="dxa" w:w="708"/>
+            <w:tcW w:type="dxa" w:w="650"/>
             <w:tcBorders>
               <w:top w:val="single" w:color="C9CFD8" w:sz="4"/>
               <w:left w:val="single" w:color="C9CFD8" w:sz="4"/>
@@ -4220,7 +4350,7 @@
         </w:tc>
         <w:tc>
           <w:tcPr>
-            <w:tcW w:type="dxa" w:w="2415"/>
+            <w:tcW w:type="dxa" w:w="2216"/>
             <w:tcBorders>
               <w:top w:val="single" w:color="C9CFD8" w:sz="4"/>
               <w:left w:val="single" w:color="C9CFD8" w:sz="4"/>
@@ -4251,7 +4381,7 @@
         </w:tc>
         <w:tc>
           <w:tcPr>
-            <w:tcW w:type="dxa" w:w="1724"/>
+            <w:tcW w:type="dxa" w:w="1899"/>
             <w:tcBorders>
               <w:top w:val="single" w:color="C9CFD8" w:sz="4"/>
               <w:left w:val="single" w:color="C9CFD8" w:sz="4"/>
@@ -4282,32 +4412,32 @@
         </w:tc>
         <w:tc>
           <w:tcPr>
-            <w:tcW w:type="dxa" w:w="4792"/>
-            <w:tcBorders>
-              <w:top w:val="single" w:color="C9CFD8" w:sz="4"/>
-              <w:left w:val="single" w:color="C9CFD8" w:sz="4"/>
-              <w:bottom w:val="single" w:color="C9CFD8" w:sz="4"/>
-              <w:right w:val="single" w:color="C9CFD8" w:sz="4"/>
-            </w:tcBorders>
-            <w:tcMar>
-              <w:top w:type="dxa" w:w="50"/>
-              <w:left w:type="dxa" w:w="90"/>
-              <w:bottom w:type="dxa" w:w="50"/>
-              <w:right w:type="dxa" w:w="90"/>
-            </w:tcMar>
-            <w:vAlign w:val="center"/>
-          </w:tcPr>
-          <w:p>
-            <w:pPr>
-              <w:spacing w:after="0"/>
-            </w:pPr>
-            <w:r>
-              <w:rPr>
-                <w:rFonts w:ascii="Calibri" w:cs="Calibri" w:eastAsia="Calibri" w:hAnsi="Calibri"/>
-                <w:sz w:val="17"/>
-                <w:szCs w:val="17"/>
-              </w:rPr>
-              <w:t xml:space="preserve">Budget mensuel, réalisé, écarts, alerte de dépassement</w:t>
+            <w:tcW w:type="dxa" w:w="4873"/>
+            <w:tcBorders>
+              <w:top w:val="single" w:color="C9CFD8" w:sz="4"/>
+              <w:left w:val="single" w:color="C9CFD8" w:sz="4"/>
+              <w:bottom w:val="single" w:color="C9CFD8" w:sz="4"/>
+              <w:right w:val="single" w:color="C9CFD8" w:sz="4"/>
+            </w:tcBorders>
+            <w:tcMar>
+              <w:top w:type="dxa" w:w="50"/>
+              <w:left w:type="dxa" w:w="90"/>
+              <w:bottom w:type="dxa" w:w="50"/>
+              <w:right w:type="dxa" w:w="90"/>
+            </w:tcMar>
+            <w:vAlign w:val="center"/>
+          </w:tcPr>
+          <w:p>
+            <w:pPr>
+              <w:spacing w:after="0"/>
+            </w:pPr>
+            <w:r>
+              <w:rPr>
+                <w:rFonts w:ascii="Calibri" w:cs="Calibri" w:eastAsia="Calibri" w:hAnsi="Calibri"/>
+                <w:sz w:val="17"/>
+                <w:szCs w:val="17"/>
+              </w:rPr>
+              <w:t xml:space="preserve">Budget mensuel par ligne budgétaire, réalisé, engagé, disponible, écarts, alerte de dépassement</w:t>
             </w:r>
           </w:p>
         </w:tc>
@@ -4315,7 +4445,7 @@
       <w:tr>
         <w:tc>
           <w:tcPr>
-            <w:tcW w:type="dxa" w:w="708"/>
+            <w:tcW w:type="dxa" w:w="650"/>
             <w:tcBorders>
               <w:top w:val="single" w:color="C9CFD8" w:sz="4"/>
               <w:left w:val="single" w:color="C9CFD8" w:sz="4"/>
@@ -4347,7 +4477,7 @@
         </w:tc>
         <w:tc>
           <w:tcPr>
-            <w:tcW w:type="dxa" w:w="2415"/>
+            <w:tcW w:type="dxa" w:w="2216"/>
             <w:tcBorders>
               <w:top w:val="single" w:color="C9CFD8" w:sz="4"/>
               <w:left w:val="single" w:color="C9CFD8" w:sz="4"/>
@@ -4379,7 +4509,7 @@
         </w:tc>
         <w:tc>
           <w:tcPr>
-            <w:tcW w:type="dxa" w:w="1724"/>
+            <w:tcW w:type="dxa" w:w="1899"/>
             <w:tcBorders>
               <w:top w:val="single" w:color="C9CFD8" w:sz="4"/>
               <w:left w:val="single" w:color="C9CFD8" w:sz="4"/>
@@ -4411,7 +4541,7 @@
         </w:tc>
         <w:tc>
           <w:tcPr>
-            <w:tcW w:type="dxa" w:w="4792"/>
+            <w:tcW w:type="dxa" w:w="4873"/>
             <w:tcBorders>
               <w:top w:val="single" w:color="C9CFD8" w:sz="4"/>
               <w:left w:val="single" w:color="C9CFD8" w:sz="4"/>
@@ -4437,7 +4567,7 @@
                 <w:sz w:val="17"/>
                 <w:szCs w:val="17"/>
               </w:rPr>
-              <w:t xml:space="preserve">Facture, avoir, échéance, relance</w:t>
+              <w:t xml:space="preserve">Facture, avoir, échéance, relance ; litige qui suspend les relances ; balance âgée clients et fournisseurs</w:t>
             </w:r>
           </w:p>
         </w:tc>
@@ -4445,7 +4575,7 @@
       <w:tr>
         <w:tc>
           <w:tcPr>
-            <w:tcW w:type="dxa" w:w="708"/>
+            <w:tcW w:type="dxa" w:w="650"/>
             <w:tcBorders>
               <w:top w:val="single" w:color="C9CFD8" w:sz="4"/>
               <w:left w:val="single" w:color="C9CFD8" w:sz="4"/>
@@ -4476,7 +4606,7 @@
         </w:tc>
         <w:tc>
           <w:tcPr>
-            <w:tcW w:type="dxa" w:w="2415"/>
+            <w:tcW w:type="dxa" w:w="2216"/>
             <w:tcBorders>
               <w:top w:val="single" w:color="C9CFD8" w:sz="4"/>
               <w:left w:val="single" w:color="C9CFD8" w:sz="4"/>
@@ -4507,7 +4637,7 @@
         </w:tc>
         <w:tc>
           <w:tcPr>
-            <w:tcW w:type="dxa" w:w="1724"/>
+            <w:tcW w:type="dxa" w:w="1899"/>
             <w:tcBorders>
               <w:top w:val="single" w:color="C9CFD8" w:sz="4"/>
               <w:left w:val="single" w:color="C9CFD8" w:sz="4"/>
@@ -4538,32 +4668,32 @@
         </w:tc>
         <w:tc>
           <w:tcPr>
-            <w:tcW w:type="dxa" w:w="4792"/>
-            <w:tcBorders>
-              <w:top w:val="single" w:color="C9CFD8" w:sz="4"/>
-              <w:left w:val="single" w:color="C9CFD8" w:sz="4"/>
-              <w:bottom w:val="single" w:color="C9CFD8" w:sz="4"/>
-              <w:right w:val="single" w:color="C9CFD8" w:sz="4"/>
-            </w:tcBorders>
-            <w:tcMar>
-              <w:top w:type="dxa" w:w="50"/>
-              <w:left w:type="dxa" w:w="90"/>
-              <w:bottom w:type="dxa" w:w="50"/>
-              <w:right w:type="dxa" w:w="90"/>
-            </w:tcMar>
-            <w:vAlign w:val="center"/>
-          </w:tcPr>
-          <w:p>
-            <w:pPr>
-              <w:spacing w:after="0"/>
-            </w:pPr>
-            <w:r>
-              <w:rPr>
-                <w:rFonts w:ascii="Calibri" w:cs="Calibri" w:eastAsia="Calibri" w:hAnsi="Calibri"/>
-                <w:sz w:val="17"/>
-                <w:szCs w:val="17"/>
-              </w:rPr>
-              <w:t xml:space="preserve">TVA du mois rapprochée des écritures, modèle validé par l'expert-comptable</w:t>
+            <w:tcW w:type="dxa" w:w="4873"/>
+            <w:tcBorders>
+              <w:top w:val="single" w:color="C9CFD8" w:sz="4"/>
+              <w:left w:val="single" w:color="C9CFD8" w:sz="4"/>
+              <w:bottom w:val="single" w:color="C9CFD8" w:sz="4"/>
+              <w:right w:val="single" w:color="C9CFD8" w:sz="4"/>
+            </w:tcBorders>
+            <w:tcMar>
+              <w:top w:type="dxa" w:w="50"/>
+              <w:left w:type="dxa" w:w="90"/>
+              <w:bottom w:type="dxa" w:w="50"/>
+              <w:right w:type="dxa" w:w="90"/>
+            </w:tcMar>
+            <w:vAlign w:val="center"/>
+          </w:tcPr>
+          <w:p>
+            <w:pPr>
+              <w:spacing w:after="0"/>
+            </w:pPr>
+            <w:r>
+              <w:rPr>
+                <w:rFonts w:ascii="Calibri" w:cs="Calibri" w:eastAsia="Calibri" w:hAnsi="Calibri"/>
+                <w:sz w:val="17"/>
+                <w:szCs w:val="17"/>
+              </w:rPr>
+              <w:t xml:space="preserve">TVA du mois rapprochée des écritures et liquidée à la clôture, retenues à la source, déclarations et historique, modèle validé par l'expert-comptable</w:t>
             </w:r>
           </w:p>
         </w:tc>
@@ -4571,7 +4701,7 @@
       <w:tr>
         <w:tc>
           <w:tcPr>
-            <w:tcW w:type="dxa" w:w="708"/>
+            <w:tcW w:type="dxa" w:w="650"/>
             <w:tcBorders>
               <w:top w:val="single" w:color="C9CFD8" w:sz="4"/>
               <w:left w:val="single" w:color="C9CFD8" w:sz="4"/>
@@ -4603,7 +4733,7 @@
         </w:tc>
         <w:tc>
           <w:tcPr>
-            <w:tcW w:type="dxa" w:w="2415"/>
+            <w:tcW w:type="dxa" w:w="2216"/>
             <w:tcBorders>
               <w:top w:val="single" w:color="C9CFD8" w:sz="4"/>
               <w:left w:val="single" w:color="C9CFD8" w:sz="4"/>
@@ -4635,7 +4765,7 @@
         </w:tc>
         <w:tc>
           <w:tcPr>
-            <w:tcW w:type="dxa" w:w="1724"/>
+            <w:tcW w:type="dxa" w:w="1899"/>
             <w:tcBorders>
               <w:top w:val="single" w:color="C9CFD8" w:sz="4"/>
               <w:left w:val="single" w:color="C9CFD8" w:sz="4"/>
@@ -4661,13 +4791,13 @@
                 <w:sz w:val="17"/>
                 <w:szCs w:val="17"/>
               </w:rPr>
-              <w:t xml:space="preserve">À valider</w:t>
-            </w:r>
-          </w:p>
-        </w:tc>
-        <w:tc>
-          <w:tcPr>
-            <w:tcW w:type="dxa" w:w="4792"/>
+              <w:t xml:space="preserve">Engagements, À valider</w:t>
+            </w:r>
+          </w:p>
+        </w:tc>
+        <w:tc>
+          <w:tcPr>
+            <w:tcW w:type="dxa" w:w="4873"/>
             <w:tcBorders>
               <w:top w:val="single" w:color="C9CFD8" w:sz="4"/>
               <w:left w:val="single" w:color="C9CFD8" w:sz="4"/>
@@ -4693,7 +4823,7 @@
                 <w:sz w:val="17"/>
                 <w:szCs w:val="17"/>
               </w:rPr>
-              <w:t xml:space="preserve">Pièce au-delà du seuil bloquée jusqu'à approbation</w:t>
+              <w:t xml:space="preserve">Engagement approuvé avant la commande ; pièce, règlement ou décaissement au-delà du seuil bloqué jusqu'à approbation</w:t>
             </w:r>
           </w:p>
         </w:tc>
@@ -4701,7 +4831,7 @@
       <w:tr>
         <w:tc>
           <w:tcPr>
-            <w:tcW w:type="dxa" w:w="708"/>
+            <w:tcW w:type="dxa" w:w="650"/>
             <w:tcBorders>
               <w:top w:val="single" w:color="C9CFD8" w:sz="4"/>
               <w:left w:val="single" w:color="C9CFD8" w:sz="4"/>
@@ -4732,7 +4862,7 @@
         </w:tc>
         <w:tc>
           <w:tcPr>
-            <w:tcW w:type="dxa" w:w="2415"/>
+            <w:tcW w:type="dxa" w:w="2216"/>
             <w:tcBorders>
               <w:top w:val="single" w:color="C9CFD8" w:sz="4"/>
               <w:left w:val="single" w:color="C9CFD8" w:sz="4"/>
@@ -4763,7 +4893,7 @@
         </w:tc>
         <w:tc>
           <w:tcPr>
-            <w:tcW w:type="dxa" w:w="1724"/>
+            <w:tcW w:type="dxa" w:w="1899"/>
             <w:tcBorders>
               <w:top w:val="single" w:color="C9CFD8" w:sz="4"/>
               <w:left w:val="single" w:color="C9CFD8" w:sz="4"/>
@@ -4794,32 +4924,32 @@
         </w:tc>
         <w:tc>
           <w:tcPr>
-            <w:tcW w:type="dxa" w:w="4792"/>
-            <w:tcBorders>
-              <w:top w:val="single" w:color="C9CFD8" w:sz="4"/>
-              <w:left w:val="single" w:color="C9CFD8" w:sz="4"/>
-              <w:bottom w:val="single" w:color="C9CFD8" w:sz="4"/>
-              <w:right w:val="single" w:color="C9CFD8" w:sz="4"/>
-            </w:tcBorders>
-            <w:tcMar>
-              <w:top w:type="dxa" w:w="50"/>
-              <w:left w:type="dxa" w:w="90"/>
-              <w:bottom w:type="dxa" w:w="50"/>
-              <w:right w:type="dxa" w:w="90"/>
-            </w:tcMar>
-            <w:vAlign w:val="center"/>
-          </w:tcPr>
-          <w:p>
-            <w:pPr>
-              <w:spacing w:after="0"/>
-            </w:pPr>
-            <w:r>
-              <w:rPr>
-                <w:rFonts w:ascii="Calibri" w:cs="Calibri" w:eastAsia="Calibri" w:hAnsi="Calibri"/>
-                <w:sz w:val="17"/>
-                <w:szCs w:val="17"/>
-              </w:rPr>
-              <w:t xml:space="preserve">Rotation saisie au parc hors réseau, marge par ensemble et par route</w:t>
+            <w:tcW w:type="dxa" w:w="4873"/>
+            <w:tcBorders>
+              <w:top w:val="single" w:color="C9CFD8" w:sz="4"/>
+              <w:left w:val="single" w:color="C9CFD8" w:sz="4"/>
+              <w:bottom w:val="single" w:color="C9CFD8" w:sz="4"/>
+              <w:right w:val="single" w:color="C9CFD8" w:sz="4"/>
+            </w:tcBorders>
+            <w:tcMar>
+              <w:top w:type="dxa" w:w="50"/>
+              <w:left w:type="dxa" w:w="90"/>
+              <w:bottom w:type="dxa" w:w="50"/>
+              <w:right w:type="dxa" w:w="90"/>
+            </w:tcMar>
+            <w:vAlign w:val="center"/>
+          </w:tcPr>
+          <w:p>
+            <w:pPr>
+              <w:spacing w:after="0"/>
+            </w:pPr>
+            <w:r>
+              <w:rPr>
+                <w:rFonts w:ascii="Calibri" w:cs="Calibri" w:eastAsia="Calibri" w:hAnsi="Calibri"/>
+                <w:sz w:val="17"/>
+                <w:szCs w:val="17"/>
+              </w:rPr>
+              <w:t xml:space="preserve">Rotation saisie au parc hors réseau, marge par ensemble et par route, coût au km, charges de structure ; volumes, manquants et taxes spécifiques au barème</w:t>
             </w:r>
           </w:p>
         </w:tc>
@@ -4827,7 +4957,7 @@
       <w:tr>
         <w:tc>
           <w:tcPr>
-            <w:tcW w:type="dxa" w:w="708"/>
+            <w:tcW w:type="dxa" w:w="650"/>
             <w:tcBorders>
               <w:top w:val="single" w:color="C9CFD8" w:sz="4"/>
               <w:left w:val="single" w:color="C9CFD8" w:sz="4"/>
@@ -4859,7 +4989,7 @@
         </w:tc>
         <w:tc>
           <w:tcPr>
-            <w:tcW w:type="dxa" w:w="2415"/>
+            <w:tcW w:type="dxa" w:w="2216"/>
             <w:tcBorders>
               <w:top w:val="single" w:color="C9CFD8" w:sz="4"/>
               <w:left w:val="single" w:color="C9CFD8" w:sz="4"/>
@@ -4891,7 +5021,7 @@
         </w:tc>
         <w:tc>
           <w:tcPr>
-            <w:tcW w:type="dxa" w:w="1724"/>
+            <w:tcW w:type="dxa" w:w="1899"/>
             <w:tcBorders>
               <w:top w:val="single" w:color="C9CFD8" w:sz="4"/>
               <w:left w:val="single" w:color="C9CFD8" w:sz="4"/>
@@ -4923,7 +5053,7 @@
         </w:tc>
         <w:tc>
           <w:tcPr>
-            <w:tcW w:type="dxa" w:w="4792"/>
+            <w:tcW w:type="dxa" w:w="4873"/>
             <w:tcBorders>
               <w:top w:val="single" w:color="C9CFD8" w:sz="4"/>
               <w:left w:val="single" w:color="C9CFD8" w:sz="4"/>
@@ -4957,7 +5087,7 @@
       <w:tr>
         <w:tc>
           <w:tcPr>
-            <w:tcW w:type="dxa" w:w="708"/>
+            <w:tcW w:type="dxa" w:w="650"/>
             <w:tcBorders>
               <w:top w:val="single" w:color="C9CFD8" w:sz="4"/>
               <w:left w:val="single" w:color="C9CFD8" w:sz="4"/>
@@ -4988,7 +5118,7 @@
         </w:tc>
         <w:tc>
           <w:tcPr>
-            <w:tcW w:type="dxa" w:w="2415"/>
+            <w:tcW w:type="dxa" w:w="2216"/>
             <w:tcBorders>
               <w:top w:val="single" w:color="C9CFD8" w:sz="4"/>
               <w:left w:val="single" w:color="C9CFD8" w:sz="4"/>
@@ -5019,7 +5149,7 @@
         </w:tc>
         <w:tc>
           <w:tcPr>
-            <w:tcW w:type="dxa" w:w="1724"/>
+            <w:tcW w:type="dxa" w:w="1899"/>
             <w:tcBorders>
               <w:top w:val="single" w:color="C9CFD8" w:sz="4"/>
               <w:left w:val="single" w:color="C9CFD8" w:sz="4"/>
@@ -5050,7 +5180,7 @@
         </w:tc>
         <w:tc>
           <w:tcPr>
-            <w:tcW w:type="dxa" w:w="4792"/>
+            <w:tcW w:type="dxa" w:w="4873"/>
             <w:tcBorders>
               <w:top w:val="single" w:color="C9CFD8" w:sz="4"/>
               <w:left w:val="single" w:color="C9CFD8" w:sz="4"/>
@@ -5083,7 +5213,7 @@
       <w:tr>
         <w:tc>
           <w:tcPr>
-            <w:tcW w:type="dxa" w:w="708"/>
+            <w:tcW w:type="dxa" w:w="650"/>
             <w:tcBorders>
               <w:top w:val="single" w:color="C9CFD8" w:sz="4"/>
               <w:left w:val="single" w:color="C9CFD8" w:sz="4"/>
@@ -5115,7 +5245,7 @@
         </w:tc>
         <w:tc>
           <w:tcPr>
-            <w:tcW w:type="dxa" w:w="2415"/>
+            <w:tcW w:type="dxa" w:w="2216"/>
             <w:tcBorders>
               <w:top w:val="single" w:color="C9CFD8" w:sz="4"/>
               <w:left w:val="single" w:color="C9CFD8" w:sz="4"/>
@@ -5147,7 +5277,7 @@
         </w:tc>
         <w:tc>
           <w:tcPr>
-            <w:tcW w:type="dxa" w:w="1724"/>
+            <w:tcW w:type="dxa" w:w="1899"/>
             <w:tcBorders>
               <w:top w:val="single" w:color="C9CFD8" w:sz="4"/>
               <w:left w:val="single" w:color="C9CFD8" w:sz="4"/>
@@ -5179,7 +5309,7 @@
         </w:tc>
         <w:tc>
           <w:tcPr>
-            <w:tcW w:type="dxa" w:w="4792"/>
+            <w:tcW w:type="dxa" w:w="4873"/>
             <w:tcBorders>
               <w:top w:val="single" w:color="C9CFD8" w:sz="4"/>
               <w:left w:val="single" w:color="C9CFD8" w:sz="4"/>
@@ -5213,7 +5343,7 @@
       <w:tr>
         <w:tc>
           <w:tcPr>
-            <w:tcW w:type="dxa" w:w="708"/>
+            <w:tcW w:type="dxa" w:w="650"/>
             <w:tcBorders>
               <w:top w:val="single" w:color="C9CFD8" w:sz="4"/>
               <w:left w:val="single" w:color="C9CFD8" w:sz="4"/>
@@ -5244,7 +5374,7 @@
         </w:tc>
         <w:tc>
           <w:tcPr>
-            <w:tcW w:type="dxa" w:w="2415"/>
+            <w:tcW w:type="dxa" w:w="2216"/>
             <w:tcBorders>
               <w:top w:val="single" w:color="C9CFD8" w:sz="4"/>
               <w:left w:val="single" w:color="C9CFD8" w:sz="4"/>
@@ -5275,7 +5405,7 @@
         </w:tc>
         <w:tc>
           <w:tcPr>
-            <w:tcW w:type="dxa" w:w="1724"/>
+            <w:tcW w:type="dxa" w:w="1899"/>
             <w:tcBorders>
               <w:top w:val="single" w:color="C9CFD8" w:sz="4"/>
               <w:left w:val="single" w:color="C9CFD8" w:sz="4"/>
@@ -5306,7 +5436,7 @@
         </w:tc>
         <w:tc>
           <w:tcPr>
-            <w:tcW w:type="dxa" w:w="4792"/>
+            <w:tcW w:type="dxa" w:w="4873"/>
             <w:tcBorders>
               <w:top w:val="single" w:color="C9CFD8" w:sz="4"/>
               <w:left w:val="single" w:color="C9CFD8" w:sz="4"/>
@@ -5339,7 +5469,7 @@
       <w:tr>
         <w:tc>
           <w:tcPr>
-            <w:tcW w:type="dxa" w:w="708"/>
+            <w:tcW w:type="dxa" w:w="650"/>
             <w:tcBorders>
               <w:top w:val="single" w:color="C9CFD8" w:sz="4"/>
               <w:left w:val="single" w:color="C9CFD8" w:sz="4"/>
@@ -5371,7 +5501,7 @@
         </w:tc>
         <w:tc>
           <w:tcPr>
-            <w:tcW w:type="dxa" w:w="2415"/>
+            <w:tcW w:type="dxa" w:w="2216"/>
             <w:tcBorders>
               <w:top w:val="single" w:color="C9CFD8" w:sz="4"/>
               <w:left w:val="single" w:color="C9CFD8" w:sz="4"/>
@@ -5403,7 +5533,7 @@
         </w:tc>
         <w:tc>
           <w:tcPr>
-            <w:tcW w:type="dxa" w:w="1724"/>
+            <w:tcW w:type="dxa" w:w="1899"/>
             <w:tcBorders>
               <w:top w:val="single" w:color="C9CFD8" w:sz="4"/>
               <w:left w:val="single" w:color="C9CFD8" w:sz="4"/>
@@ -5435,7 +5565,7 @@
         </w:tc>
         <w:tc>
           <w:tcPr>
-            <w:tcW w:type="dxa" w:w="4792"/>
+            <w:tcW w:type="dxa" w:w="4873"/>
             <w:tcBorders>
               <w:top w:val="single" w:color="C9CFD8" w:sz="4"/>
               <w:left w:val="single" w:color="C9CFD8" w:sz="4"/>
@@ -5469,7 +5599,7 @@
       <w:tr>
         <w:tc>
           <w:tcPr>
-            <w:tcW w:type="dxa" w:w="708"/>
+            <w:tcW w:type="dxa" w:w="650"/>
             <w:tcBorders>
               <w:top w:val="single" w:color="C9CFD8" w:sz="4"/>
               <w:left w:val="single" w:color="C9CFD8" w:sz="4"/>
@@ -5500,7 +5630,7 @@
         </w:tc>
         <w:tc>
           <w:tcPr>
-            <w:tcW w:type="dxa" w:w="2415"/>
+            <w:tcW w:type="dxa" w:w="2216"/>
             <w:tcBorders>
               <w:top w:val="single" w:color="C9CFD8" w:sz="4"/>
               <w:left w:val="single" w:color="C9CFD8" w:sz="4"/>
@@ -5531,7 +5661,7 @@
         </w:tc>
         <w:tc>
           <w:tcPr>
-            <w:tcW w:type="dxa" w:w="1724"/>
+            <w:tcW w:type="dxa" w:w="1899"/>
             <w:tcBorders>
               <w:top w:val="single" w:color="C9CFD8" w:sz="4"/>
               <w:left w:val="single" w:color="C9CFD8" w:sz="4"/>
@@ -5562,7 +5692,7 @@
         </w:tc>
         <w:tc>
           <w:tcPr>
-            <w:tcW w:type="dxa" w:w="4792"/>
+            <w:tcW w:type="dxa" w:w="4873"/>
             <w:tcBorders>
               <w:top w:val="single" w:color="C9CFD8" w:sz="4"/>
               <w:left w:val="single" w:color="C9CFD8" w:sz="4"/>
@@ -5595,7 +5725,7 @@
       <w:tr>
         <w:tc>
           <w:tcPr>
-            <w:tcW w:type="dxa" w:w="708"/>
+            <w:tcW w:type="dxa" w:w="650"/>
             <w:tcBorders>
               <w:top w:val="single" w:color="C9CFD8" w:sz="4"/>
               <w:left w:val="single" w:color="C9CFD8" w:sz="4"/>
@@ -5627,7 +5757,7 @@
         </w:tc>
         <w:tc>
           <w:tcPr>
-            <w:tcW w:type="dxa" w:w="2415"/>
+            <w:tcW w:type="dxa" w:w="2216"/>
             <w:tcBorders>
               <w:top w:val="single" w:color="C9CFD8" w:sz="4"/>
               <w:left w:val="single" w:color="C9CFD8" w:sz="4"/>
@@ -5659,7 +5789,7 @@
         </w:tc>
         <w:tc>
           <w:tcPr>
-            <w:tcW w:type="dxa" w:w="1724"/>
+            <w:tcW w:type="dxa" w:w="1899"/>
             <w:tcBorders>
               <w:top w:val="single" w:color="C9CFD8" w:sz="4"/>
               <w:left w:val="single" w:color="C9CFD8" w:sz="4"/>
@@ -5691,7 +5821,7 @@
         </w:tc>
         <w:tc>
           <w:tcPr>
-            <w:tcW w:type="dxa" w:w="4792"/>
+            <w:tcW w:type="dxa" w:w="4873"/>
             <w:tcBorders>
               <w:top w:val="single" w:color="C9CFD8" w:sz="4"/>
               <w:left w:val="single" w:color="C9CFD8" w:sz="4"/>
@@ -5725,7 +5855,7 @@
       <w:tr>
         <w:tc>
           <w:tcPr>
-            <w:tcW w:type="dxa" w:w="708"/>
+            <w:tcW w:type="dxa" w:w="650"/>
             <w:tcBorders>
               <w:top w:val="single" w:color="C9CFD8" w:sz="4"/>
               <w:left w:val="single" w:color="C9CFD8" w:sz="4"/>
@@ -5756,7 +5886,7 @@
         </w:tc>
         <w:tc>
           <w:tcPr>
-            <w:tcW w:type="dxa" w:w="2415"/>
+            <w:tcW w:type="dxa" w:w="2216"/>
             <w:tcBorders>
               <w:top w:val="single" w:color="C9CFD8" w:sz="4"/>
               <w:left w:val="single" w:color="C9CFD8" w:sz="4"/>
@@ -5787,7 +5917,7 @@
         </w:tc>
         <w:tc>
           <w:tcPr>
-            <w:tcW w:type="dxa" w:w="1724"/>
+            <w:tcW w:type="dxa" w:w="1899"/>
             <w:tcBorders>
               <w:top w:val="single" w:color="C9CFD8" w:sz="4"/>
               <w:left w:val="single" w:color="C9CFD8" w:sz="4"/>
@@ -5818,7 +5948,7 @@
         </w:tc>
         <w:tc>
           <w:tcPr>
-            <w:tcW w:type="dxa" w:w="4792"/>
+            <w:tcW w:type="dxa" w:w="4873"/>
             <w:tcBorders>
               <w:top w:val="single" w:color="C9CFD8" w:sz="4"/>
               <w:left w:val="single" w:color="C9CFD8" w:sz="4"/>
@@ -5851,7 +5981,7 @@
       <w:tr>
         <w:tc>
           <w:tcPr>
-            <w:tcW w:type="dxa" w:w="708"/>
+            <w:tcW w:type="dxa" w:w="650"/>
             <w:tcBorders>
               <w:top w:val="single" w:color="C9CFD8" w:sz="4"/>
               <w:left w:val="single" w:color="C9CFD8" w:sz="4"/>
@@ -5883,7 +6013,7 @@
         </w:tc>
         <w:tc>
           <w:tcPr>
-            <w:tcW w:type="dxa" w:w="2415"/>
+            <w:tcW w:type="dxa" w:w="2216"/>
             <w:tcBorders>
               <w:top w:val="single" w:color="C9CFD8" w:sz="4"/>
               <w:left w:val="single" w:color="C9CFD8" w:sz="4"/>
@@ -5915,7 +6045,7 @@
         </w:tc>
         <w:tc>
           <w:tcPr>
-            <w:tcW w:type="dxa" w:w="1724"/>
+            <w:tcW w:type="dxa" w:w="1899"/>
             <w:tcBorders>
               <w:top w:val="single" w:color="C9CFD8" w:sz="4"/>
               <w:left w:val="single" w:color="C9CFD8" w:sz="4"/>
@@ -5947,7 +6077,7 @@
         </w:tc>
         <w:tc>
           <w:tcPr>
-            <w:tcW w:type="dxa" w:w="4792"/>
+            <w:tcW w:type="dxa" w:w="4873"/>
             <w:tcBorders>
               <w:top w:val="single" w:color="C9CFD8" w:sz="4"/>
               <w:left w:val="single" w:color="C9CFD8" w:sz="4"/>

--- a/docs/projet/Dossier_de_conception.docx
+++ b/docs/projet/Dossier_de_conception.docx
@@ -108,7 +108,7 @@
           <w:sz w:val="20"/>
           <w:szCs w:val="20"/>
         </w:rPr>
-        <w:t xml:space="preserve">Une plateforme unique pour EGUITRA GROUP SARLU et MB AxisPro Consulting :</w:t>
+        <w:t xml:space="preserve">Une plateforme unique pour EGUITRA GROUP SARLU et MB AxisPro :</w:t>
       </w:r>
     </w:p>
     <w:p>
@@ -1998,7 +1998,7 @@
           <w:sz w:val="20"/>
           <w:szCs w:val="20"/>
         </w:rPr>
-        <w:t xml:space="preserve"> : EGUITRA GROUP SARLU (groupe) et MB AxisPro Consulting (cabinet) vivent dans la même base, avec des </w:t>
+        <w:t xml:space="preserve"> : EGUITRA GROUP SARLU (groupe) et MB AxisPro (cabinet) vivent dans la même base, avec des </w:t>
       </w:r>
       <w:r>
         <w:rPr>
@@ -6399,8 +6399,8 @@
         </w:tblBorders>
       </w:tblPr>
       <w:tblGrid>
-        <w:gridCol w:w="6112"/>
-        <w:gridCol w:w="3526"/>
+        <w:gridCol w:w="5858"/>
+        <w:gridCol w:w="3780"/>
       </w:tblGrid>
       <w:tr>
         <w:trPr>
@@ -6408,7 +6408,7 @@
         </w:trPr>
         <w:tc>
           <w:tcPr>
-            <w:tcW w:type="dxa" w:w="6112"/>
+            <w:tcW w:type="dxa" w:w="5858"/>
             <w:tcBorders>
               <w:top w:val="single" w:color="C9CFD8" w:sz="4"/>
               <w:left w:val="single" w:color="C9CFD8" w:sz="4"/>
@@ -6437,13 +6437,13 @@
                 <w:sz w:val="17"/>
                 <w:szCs w:val="17"/>
               </w:rPr>
-              <w:t xml:space="preserve">Pour EGUITRA GROUP SARLU et MB AxisPro Consulting</w:t>
-            </w:r>
-          </w:p>
-        </w:tc>
-        <w:tc>
-          <w:tcPr>
-            <w:tcW w:type="dxa" w:w="3526"/>
+              <w:t xml:space="preserve">Pour EGUITRA GROUP SARLU et MB AxisPro</w:t>
+            </w:r>
+          </w:p>
+        </w:tc>
+        <w:tc>
+          <w:tcPr>
+            <w:tcW w:type="dxa" w:w="3780"/>
             <w:tcBorders>
               <w:top w:val="single" w:color="C9CFD8" w:sz="4"/>
               <w:left w:val="single" w:color="C9CFD8" w:sz="4"/>
@@ -6480,7 +6480,7 @@
       <w:tr>
         <w:tc>
           <w:tcPr>
-            <w:tcW w:type="dxa" w:w="6112"/>
+            <w:tcW w:type="dxa" w:w="5858"/>
             <w:tcBorders>
               <w:top w:val="single" w:color="C9CFD8" w:sz="4"/>
               <w:left w:val="single" w:color="C9CFD8" w:sz="4"/>
@@ -6511,7 +6511,7 @@
         </w:tc>
         <w:tc>
           <w:tcPr>
-            <w:tcW w:type="dxa" w:w="3526"/>
+            <w:tcW w:type="dxa" w:w="3780"/>
             <w:tcBorders>
               <w:top w:val="single" w:color="C9CFD8" w:sz="4"/>
               <w:left w:val="single" w:color="C9CFD8" w:sz="4"/>
@@ -6544,7 +6544,7 @@
       <w:tr>
         <w:tc>
           <w:tcPr>
-            <w:tcW w:type="dxa" w:w="6112"/>
+            <w:tcW w:type="dxa" w:w="5858"/>
             <w:tcBorders>
               <w:top w:val="single" w:color="C9CFD8" w:sz="4"/>
               <w:left w:val="single" w:color="C9CFD8" w:sz="4"/>
@@ -6576,7 +6576,7 @@
         </w:tc>
         <w:tc>
           <w:tcPr>
-            <w:tcW w:type="dxa" w:w="3526"/>
+            <w:tcW w:type="dxa" w:w="3780"/>
             <w:tcBorders>
               <w:top w:val="single" w:color="C9CFD8" w:sz="4"/>
               <w:left w:val="single" w:color="C9CFD8" w:sz="4"/>

--- a/docs/projet/Dossier_de_conception.docx
+++ b/docs/projet/Dossier_de_conception.docx
@@ -2265,8 +2265,8 @@
         </w:tblBorders>
       </w:tblPr>
       <w:tblGrid>
-        <w:gridCol w:w="3124"/>
-        <w:gridCol w:w="6514"/>
+        <w:gridCol w:w="3165"/>
+        <w:gridCol w:w="6473"/>
       </w:tblGrid>
       <w:tr>
         <w:trPr>
@@ -2274,7 +2274,7 @@
         </w:trPr>
         <w:tc>
           <w:tcPr>
-            <w:tcW w:type="dxa" w:w="3124"/>
+            <w:tcW w:type="dxa" w:w="3165"/>
             <w:tcBorders>
               <w:top w:val="single" w:color="C9CFD8" w:sz="4"/>
               <w:left w:val="single" w:color="C9CFD8" w:sz="4"/>
@@ -2309,7 +2309,7 @@
         </w:tc>
         <w:tc>
           <w:tcPr>
-            <w:tcW w:type="dxa" w:w="6514"/>
+            <w:tcW w:type="dxa" w:w="6473"/>
             <w:tcBorders>
               <w:top w:val="single" w:color="C9CFD8" w:sz="4"/>
               <w:left w:val="single" w:color="C9CFD8" w:sz="4"/>
@@ -2346,7 +2346,7 @@
       <w:tr>
         <w:tc>
           <w:tcPr>
-            <w:tcW w:type="dxa" w:w="3124"/>
+            <w:tcW w:type="dxa" w:w="3165"/>
             <w:tcBorders>
               <w:top w:val="single" w:color="C9CFD8" w:sz="4"/>
               <w:left w:val="single" w:color="C9CFD8" w:sz="4"/>
@@ -2377,7 +2377,7 @@
         </w:tc>
         <w:tc>
           <w:tcPr>
-            <w:tcW w:type="dxa" w:w="6514"/>
+            <w:tcW w:type="dxa" w:w="6473"/>
             <w:tcBorders>
               <w:top w:val="single" w:color="C9CFD8" w:sz="4"/>
               <w:left w:val="single" w:color="C9CFD8" w:sz="4"/>
@@ -2410,7 +2410,7 @@
       <w:tr>
         <w:tc>
           <w:tcPr>
-            <w:tcW w:type="dxa" w:w="3124"/>
+            <w:tcW w:type="dxa" w:w="3165"/>
             <w:tcBorders>
               <w:top w:val="single" w:color="C9CFD8" w:sz="4"/>
               <w:left w:val="single" w:color="C9CFD8" w:sz="4"/>
@@ -2442,7 +2442,7 @@
         </w:tc>
         <w:tc>
           <w:tcPr>
-            <w:tcW w:type="dxa" w:w="6514"/>
+            <w:tcW w:type="dxa" w:w="6473"/>
             <w:tcBorders>
               <w:top w:val="single" w:color="C9CFD8" w:sz="4"/>
               <w:left w:val="single" w:color="C9CFD8" w:sz="4"/>
@@ -2476,7 +2476,7 @@
       <w:tr>
         <w:tc>
           <w:tcPr>
-            <w:tcW w:type="dxa" w:w="3124"/>
+            <w:tcW w:type="dxa" w:w="3165"/>
             <w:tcBorders>
               <w:top w:val="single" w:color="C9CFD8" w:sz="4"/>
               <w:left w:val="single" w:color="C9CFD8" w:sz="4"/>
@@ -2507,7 +2507,7 @@
         </w:tc>
         <w:tc>
           <w:tcPr>
-            <w:tcW w:type="dxa" w:w="6514"/>
+            <w:tcW w:type="dxa" w:w="6473"/>
             <w:tcBorders>
               <w:top w:val="single" w:color="C9CFD8" w:sz="4"/>
               <w:left w:val="single" w:color="C9CFD8" w:sz="4"/>
@@ -2540,7 +2540,7 @@
       <w:tr>
         <w:tc>
           <w:tcPr>
-            <w:tcW w:type="dxa" w:w="3124"/>
+            <w:tcW w:type="dxa" w:w="3165"/>
             <w:tcBorders>
               <w:top w:val="single" w:color="C9CFD8" w:sz="4"/>
               <w:left w:val="single" w:color="C9CFD8" w:sz="4"/>
@@ -2572,7 +2572,7 @@
         </w:tc>
         <w:tc>
           <w:tcPr>
-            <w:tcW w:type="dxa" w:w="6514"/>
+            <w:tcW w:type="dxa" w:w="6473"/>
             <w:tcBorders>
               <w:top w:val="single" w:color="C9CFD8" w:sz="4"/>
               <w:left w:val="single" w:color="C9CFD8" w:sz="4"/>
@@ -2606,7 +2606,7 @@
       <w:tr>
         <w:tc>
           <w:tcPr>
-            <w:tcW w:type="dxa" w:w="3124"/>
+            <w:tcW w:type="dxa" w:w="3165"/>
             <w:tcBorders>
               <w:top w:val="single" w:color="C9CFD8" w:sz="4"/>
               <w:left w:val="single" w:color="C9CFD8" w:sz="4"/>
@@ -2637,7 +2637,7 @@
         </w:tc>
         <w:tc>
           <w:tcPr>
-            <w:tcW w:type="dxa" w:w="6514"/>
+            <w:tcW w:type="dxa" w:w="6473"/>
             <w:tcBorders>
               <w:top w:val="single" w:color="C9CFD8" w:sz="4"/>
               <w:left w:val="single" w:color="C9CFD8" w:sz="4"/>
@@ -2670,7 +2670,7 @@
       <w:tr>
         <w:tc>
           <w:tcPr>
-            <w:tcW w:type="dxa" w:w="3124"/>
+            <w:tcW w:type="dxa" w:w="3165"/>
             <w:tcBorders>
               <w:top w:val="single" w:color="C9CFD8" w:sz="4"/>
               <w:left w:val="single" w:color="C9CFD8" w:sz="4"/>
@@ -2702,7 +2702,7 @@
         </w:tc>
         <w:tc>
           <w:tcPr>
-            <w:tcW w:type="dxa" w:w="6514"/>
+            <w:tcW w:type="dxa" w:w="6473"/>
             <w:tcBorders>
               <w:top w:val="single" w:color="C9CFD8" w:sz="4"/>
               <w:left w:val="single" w:color="C9CFD8" w:sz="4"/>
@@ -2736,7 +2736,7 @@
       <w:tr>
         <w:tc>
           <w:tcPr>
-            <w:tcW w:type="dxa" w:w="3124"/>
+            <w:tcW w:type="dxa" w:w="3165"/>
             <w:tcBorders>
               <w:top w:val="single" w:color="C9CFD8" w:sz="4"/>
               <w:left w:val="single" w:color="C9CFD8" w:sz="4"/>
@@ -2767,7 +2767,7 @@
         </w:tc>
         <w:tc>
           <w:tcPr>
-            <w:tcW w:type="dxa" w:w="6514"/>
+            <w:tcW w:type="dxa" w:w="6473"/>
             <w:tcBorders>
               <w:top w:val="single" w:color="C9CFD8" w:sz="4"/>
               <w:left w:val="single" w:color="C9CFD8" w:sz="4"/>
@@ -2800,7 +2800,7 @@
       <w:tr>
         <w:tc>
           <w:tcPr>
-            <w:tcW w:type="dxa" w:w="3124"/>
+            <w:tcW w:type="dxa" w:w="3165"/>
             <w:tcBorders>
               <w:top w:val="single" w:color="C9CFD8" w:sz="4"/>
               <w:left w:val="single" w:color="C9CFD8" w:sz="4"/>
@@ -2832,7 +2832,7 @@
         </w:tc>
         <w:tc>
           <w:tcPr>
-            <w:tcW w:type="dxa" w:w="6514"/>
+            <w:tcW w:type="dxa" w:w="6473"/>
             <w:tcBorders>
               <w:top w:val="single" w:color="C9CFD8" w:sz="4"/>
               <w:left w:val="single" w:color="C9CFD8" w:sz="4"/>
@@ -2866,63 +2866,63 @@
       <w:tr>
         <w:tc>
           <w:tcPr>
-            <w:tcW w:type="dxa" w:w="3124"/>
-            <w:tcBorders>
-              <w:top w:val="single" w:color="C9CFD8" w:sz="4"/>
-              <w:left w:val="single" w:color="C9CFD8" w:sz="4"/>
-              <w:bottom w:val="single" w:color="C9CFD8" w:sz="4"/>
-              <w:right w:val="single" w:color="C9CFD8" w:sz="4"/>
-            </w:tcBorders>
-            <w:tcMar>
-              <w:top w:type="dxa" w:w="50"/>
-              <w:left w:type="dxa" w:w="90"/>
-              <w:bottom w:type="dxa" w:w="50"/>
-              <w:right w:type="dxa" w:w="90"/>
-            </w:tcMar>
-            <w:vAlign w:val="center"/>
-          </w:tcPr>
-          <w:p>
-            <w:pPr>
-              <w:spacing w:after="0"/>
-            </w:pPr>
-            <w:r>
-              <w:rPr>
-                <w:rFonts w:ascii="Calibri" w:cs="Calibri" w:eastAsia="Calibri" w:hAnsi="Calibri"/>
-                <w:sz w:val="17"/>
-                <w:szCs w:val="17"/>
-              </w:rPr>
-              <w:t xml:space="preserve">Chantiers</w:t>
-            </w:r>
-          </w:p>
-        </w:tc>
-        <w:tc>
-          <w:tcPr>
-            <w:tcW w:type="dxa" w:w="6514"/>
-            <w:tcBorders>
-              <w:top w:val="single" w:color="C9CFD8" w:sz="4"/>
-              <w:left w:val="single" w:color="C9CFD8" w:sz="4"/>
-              <w:bottom w:val="single" w:color="C9CFD8" w:sz="4"/>
-              <w:right w:val="single" w:color="C9CFD8" w:sz="4"/>
-            </w:tcBorders>
-            <w:tcMar>
-              <w:top w:type="dxa" w:w="50"/>
-              <w:left w:type="dxa" w:w="90"/>
-              <w:bottom w:type="dxa" w:w="50"/>
-              <w:right w:type="dxa" w:w="90"/>
-            </w:tcMar>
-            <w:vAlign w:val="center"/>
-          </w:tcPr>
-          <w:p>
-            <w:pPr>
-              <w:spacing w:after="0"/>
-            </w:pPr>
-            <w:r>
-              <w:rPr>
-                <w:rFonts w:ascii="Calibri" w:cs="Calibri" w:eastAsia="Calibri" w:hAnsi="Calibri"/>
-                <w:sz w:val="17"/>
-                <w:szCs w:val="17"/>
-              </w:rPr>
-              <w:t xml:space="preserve">retenue de garantie (5 % par défaut) portée en 4117 jusqu'à sa libération</w:t>
+            <w:tcW w:type="dxa" w:w="3165"/>
+            <w:tcBorders>
+              <w:top w:val="single" w:color="C9CFD8" w:sz="4"/>
+              <w:left w:val="single" w:color="C9CFD8" w:sz="4"/>
+              <w:bottom w:val="single" w:color="C9CFD8" w:sz="4"/>
+              <w:right w:val="single" w:color="C9CFD8" w:sz="4"/>
+            </w:tcBorders>
+            <w:tcMar>
+              <w:top w:type="dxa" w:w="50"/>
+              <w:left w:type="dxa" w:w="90"/>
+              <w:bottom w:type="dxa" w:w="50"/>
+              <w:right w:type="dxa" w:w="90"/>
+            </w:tcMar>
+            <w:vAlign w:val="center"/>
+          </w:tcPr>
+          <w:p>
+            <w:pPr>
+              <w:spacing w:after="0"/>
+            </w:pPr>
+            <w:r>
+              <w:rPr>
+                <w:rFonts w:ascii="Calibri" w:cs="Calibri" w:eastAsia="Calibri" w:hAnsi="Calibri"/>
+                <w:sz w:val="17"/>
+                <w:szCs w:val="17"/>
+              </w:rPr>
+              <w:t xml:space="preserve">Coût standard d'une rotation</w:t>
+            </w:r>
+          </w:p>
+        </w:tc>
+        <w:tc>
+          <w:tcPr>
+            <w:tcW w:type="dxa" w:w="6473"/>
+            <w:tcBorders>
+              <w:top w:val="single" w:color="C9CFD8" w:sz="4"/>
+              <w:left w:val="single" w:color="C9CFD8" w:sz="4"/>
+              <w:bottom w:val="single" w:color="C9CFD8" w:sz="4"/>
+              <w:right w:val="single" w:color="C9CFD8" w:sz="4"/>
+            </w:tcBorders>
+            <w:tcMar>
+              <w:top w:type="dxa" w:w="50"/>
+              <w:left w:type="dxa" w:w="90"/>
+              <w:bottom w:type="dxa" w:w="50"/>
+              <w:right w:type="dxa" w:w="90"/>
+            </w:tcMar>
+            <w:vAlign w:val="center"/>
+          </w:tcPr>
+          <w:p>
+            <w:pPr>
+              <w:spacing w:after="0"/>
+            </w:pPr>
+            <w:r>
+              <w:rPr>
+                <w:rFonts w:ascii="Calibri" w:cs="Calibri" w:eastAsia="Calibri" w:hAnsi="Calibri"/>
+                <w:sz w:val="17"/>
+                <w:szCs w:val="17"/>
+              </w:rPr>
+              <w:t xml:space="preserve">forfaits de la route (litres de carburant aller et retour × prix du litre applicable à la date de chargement, prime de route, péages, autres frais) ; mis à jour tant que la rotation est saisie, figé à sa validation ; marge estimée = montant facturable + taxes refacturées − manquants à charge − coût standard</w:t>
             </w:r>
           </w:p>
         </w:tc>
@@ -2930,7 +2930,7 @@
       <w:tr>
         <w:tc>
           <w:tcPr>
-            <w:tcW w:type="dxa" w:w="3124"/>
+            <w:tcW w:type="dxa" w:w="3165"/>
             <w:tcBorders>
               <w:top w:val="single" w:color="C9CFD8" w:sz="4"/>
               <w:left w:val="single" w:color="C9CFD8" w:sz="4"/>
@@ -2956,13 +2956,13 @@
                 <w:sz w:val="17"/>
                 <w:szCs w:val="17"/>
               </w:rPr>
-              <w:t xml:space="preserve">Immobilier</w:t>
-            </w:r>
-          </w:p>
-        </w:tc>
-        <w:tc>
-          <w:tcPr>
-            <w:tcW w:type="dxa" w:w="6514"/>
+              <w:t xml:space="preserve">Ensembles gérés pour des propriétaires</w:t>
+            </w:r>
+          </w:p>
+        </w:tc>
+        <w:tc>
+          <w:tcPr>
+            <w:tcW w:type="dxa" w:w="6473"/>
             <w:tcBorders>
               <w:top w:val="single" w:color="C9CFD8" w:sz="4"/>
               <w:left w:val="single" w:color="C9CFD8" w:sz="4"/>
@@ -2988,7 +2988,7 @@
                 <w:sz w:val="17"/>
                 <w:szCs w:val="17"/>
               </w:rPr>
-              <w:t xml:space="preserve">quittancement chaque nuit : une facture par échéance passée, datée de l'échéance, validée aussitôt (rattrapage compris) ; impayés relancés comme les autres créances</w:t>
+              <w:t xml:space="preserve">règles de répartition en % du chiffre d'affaires brut, par ensemble ou par catégorie (la règle de l'ensemble l'emporte pour un même bénéficiaire), dues même si la marge est négative ; part du propriétaire = marge − commissions ; marge sur frais déclarés et charges mensuelles au prorata des jours, ou sur pièces comptabilisées sur l'ensemble ; relevé figé, pièces en brouillon (facture d'achat du propriétaire, refacturation d'une part négative, factures des commissions des tiers)</w:t>
             </w:r>
           </w:p>
         </w:tc>
@@ -2996,63 +2996,63 @@
       <w:tr>
         <w:tc>
           <w:tcPr>
-            <w:tcW w:type="dxa" w:w="3124"/>
-            <w:tcBorders>
-              <w:top w:val="single" w:color="C9CFD8" w:sz="4"/>
-              <w:left w:val="single" w:color="C9CFD8" w:sz="4"/>
-              <w:bottom w:val="single" w:color="C9CFD8" w:sz="4"/>
-              <w:right w:val="single" w:color="C9CFD8" w:sz="4"/>
-            </w:tcBorders>
-            <w:tcMar>
-              <w:top w:type="dxa" w:w="50"/>
-              <w:left w:type="dxa" w:w="90"/>
-              <w:bottom w:type="dxa" w:w="50"/>
-              <w:right w:type="dxa" w:w="90"/>
-            </w:tcMar>
-            <w:vAlign w:val="center"/>
-          </w:tcPr>
-          <w:p>
-            <w:pPr>
-              <w:spacing w:after="0"/>
-            </w:pPr>
-            <w:r>
-              <w:rPr>
-                <w:rFonts w:ascii="Calibri" w:cs="Calibri" w:eastAsia="Calibri" w:hAnsi="Calibri"/>
-                <w:sz w:val="17"/>
-                <w:szCs w:val="17"/>
-              </w:rPr>
-              <w:t xml:space="preserve">Pièces déposées</w:t>
-            </w:r>
-          </w:p>
-        </w:tc>
-        <w:tc>
-          <w:tcPr>
-            <w:tcW w:type="dxa" w:w="6514"/>
-            <w:tcBorders>
-              <w:top w:val="single" w:color="C9CFD8" w:sz="4"/>
-              <w:left w:val="single" w:color="C9CFD8" w:sz="4"/>
-              <w:bottom w:val="single" w:color="C9CFD8" w:sz="4"/>
-              <w:right w:val="single" w:color="C9CFD8" w:sz="4"/>
-            </w:tcBorders>
-            <w:tcMar>
-              <w:top w:type="dxa" w:w="50"/>
-              <w:left w:type="dxa" w:w="90"/>
-              <w:bottom w:type="dxa" w:w="50"/>
-              <w:right w:type="dxa" w:w="90"/>
-            </w:tcMar>
-            <w:vAlign w:val="center"/>
-          </w:tcPr>
-          <w:p>
-            <w:pPr>
-              <w:spacing w:after="0"/>
-            </w:pPr>
-            <w:r>
-              <w:rPr>
-                <w:rFonts w:ascii="Calibri" w:cs="Calibri" w:eastAsia="Calibri" w:hAnsi="Calibri"/>
-                <w:sz w:val="17"/>
-                <w:szCs w:val="17"/>
-              </w:rPr>
-              <w:t xml:space="preserve">PDF, JPEG, PNG, Word .docx et Excel .xlsx, reconnus d'après leur contenu ; 20 Mo par fichier ; dossier d'un porteur limité à 400 pièces ou 1 Go, 50 messages par jour</w:t>
+            <w:tcW w:type="dxa" w:w="3165"/>
+            <w:tcBorders>
+              <w:top w:val="single" w:color="C9CFD8" w:sz="4"/>
+              <w:left w:val="single" w:color="C9CFD8" w:sz="4"/>
+              <w:bottom w:val="single" w:color="C9CFD8" w:sz="4"/>
+              <w:right w:val="single" w:color="C9CFD8" w:sz="4"/>
+            </w:tcBorders>
+            <w:tcMar>
+              <w:top w:type="dxa" w:w="50"/>
+              <w:left w:type="dxa" w:w="90"/>
+              <w:bottom w:type="dxa" w:w="50"/>
+              <w:right w:type="dxa" w:w="90"/>
+            </w:tcMar>
+            <w:vAlign w:val="center"/>
+          </w:tcPr>
+          <w:p>
+            <w:pPr>
+              <w:spacing w:after="0"/>
+            </w:pPr>
+            <w:r>
+              <w:rPr>
+                <w:rFonts w:ascii="Calibri" w:cs="Calibri" w:eastAsia="Calibri" w:hAnsi="Calibri"/>
+                <w:sz w:val="17"/>
+                <w:szCs w:val="17"/>
+              </w:rPr>
+              <w:t xml:space="preserve">Chantiers</w:t>
+            </w:r>
+          </w:p>
+        </w:tc>
+        <w:tc>
+          <w:tcPr>
+            <w:tcW w:type="dxa" w:w="6473"/>
+            <w:tcBorders>
+              <w:top w:val="single" w:color="C9CFD8" w:sz="4"/>
+              <w:left w:val="single" w:color="C9CFD8" w:sz="4"/>
+              <w:bottom w:val="single" w:color="C9CFD8" w:sz="4"/>
+              <w:right w:val="single" w:color="C9CFD8" w:sz="4"/>
+            </w:tcBorders>
+            <w:tcMar>
+              <w:top w:type="dxa" w:w="50"/>
+              <w:left w:type="dxa" w:w="90"/>
+              <w:bottom w:type="dxa" w:w="50"/>
+              <w:right w:type="dxa" w:w="90"/>
+            </w:tcMar>
+            <w:vAlign w:val="center"/>
+          </w:tcPr>
+          <w:p>
+            <w:pPr>
+              <w:spacing w:after="0"/>
+            </w:pPr>
+            <w:r>
+              <w:rPr>
+                <w:rFonts w:ascii="Calibri" w:cs="Calibri" w:eastAsia="Calibri" w:hAnsi="Calibri"/>
+                <w:sz w:val="17"/>
+                <w:szCs w:val="17"/>
+              </w:rPr>
+              <w:t xml:space="preserve">retenue de garantie (5 % par défaut) portée en 4117 jusqu'à sa libération</w:t>
             </w:r>
           </w:p>
         </w:tc>
@@ -3060,7 +3060,7 @@
       <w:tr>
         <w:tc>
           <w:tcPr>
-            <w:tcW w:type="dxa" w:w="3124"/>
+            <w:tcW w:type="dxa" w:w="3165"/>
             <w:tcBorders>
               <w:top w:val="single" w:color="C9CFD8" w:sz="4"/>
               <w:left w:val="single" w:color="C9CFD8" w:sz="4"/>
@@ -3086,13 +3086,143 @@
                 <w:sz w:val="17"/>
                 <w:szCs w:val="17"/>
               </w:rPr>
+              <w:t xml:space="preserve">Immobilier</w:t>
+            </w:r>
+          </w:p>
+        </w:tc>
+        <w:tc>
+          <w:tcPr>
+            <w:tcW w:type="dxa" w:w="6473"/>
+            <w:tcBorders>
+              <w:top w:val="single" w:color="C9CFD8" w:sz="4"/>
+              <w:left w:val="single" w:color="C9CFD8" w:sz="4"/>
+              <w:bottom w:val="single" w:color="C9CFD8" w:sz="4"/>
+              <w:right w:val="single" w:color="C9CFD8" w:sz="4"/>
+            </w:tcBorders>
+            <w:shd w:fill="F2F4F7" w:color="auto" w:val="clear"/>
+            <w:tcMar>
+              <w:top w:type="dxa" w:w="50"/>
+              <w:left w:type="dxa" w:w="90"/>
+              <w:bottom w:type="dxa" w:w="50"/>
+              <w:right w:type="dxa" w:w="90"/>
+            </w:tcMar>
+            <w:vAlign w:val="center"/>
+          </w:tcPr>
+          <w:p>
+            <w:pPr>
+              <w:spacing w:after="0"/>
+            </w:pPr>
+            <w:r>
+              <w:rPr>
+                <w:rFonts w:ascii="Calibri" w:cs="Calibri" w:eastAsia="Calibri" w:hAnsi="Calibri"/>
+                <w:sz w:val="17"/>
+                <w:szCs w:val="17"/>
+              </w:rPr>
+              <w:t xml:space="preserve">quittancement chaque nuit : une facture par échéance passée, datée de l'échéance, validée aussitôt (rattrapage compris) ; impayés relancés comme les autres créances</w:t>
+            </w:r>
+          </w:p>
+        </w:tc>
+      </w:tr>
+      <w:tr>
+        <w:tc>
+          <w:tcPr>
+            <w:tcW w:type="dxa" w:w="3165"/>
+            <w:tcBorders>
+              <w:top w:val="single" w:color="C9CFD8" w:sz="4"/>
+              <w:left w:val="single" w:color="C9CFD8" w:sz="4"/>
+              <w:bottom w:val="single" w:color="C9CFD8" w:sz="4"/>
+              <w:right w:val="single" w:color="C9CFD8" w:sz="4"/>
+            </w:tcBorders>
+            <w:tcMar>
+              <w:top w:type="dxa" w:w="50"/>
+              <w:left w:type="dxa" w:w="90"/>
+              <w:bottom w:type="dxa" w:w="50"/>
+              <w:right w:type="dxa" w:w="90"/>
+            </w:tcMar>
+            <w:vAlign w:val="center"/>
+          </w:tcPr>
+          <w:p>
+            <w:pPr>
+              <w:spacing w:after="0"/>
+            </w:pPr>
+            <w:r>
+              <w:rPr>
+                <w:rFonts w:ascii="Calibri" w:cs="Calibri" w:eastAsia="Calibri" w:hAnsi="Calibri"/>
+                <w:sz w:val="17"/>
+                <w:szCs w:val="17"/>
+              </w:rPr>
+              <w:t xml:space="preserve">Pièces déposées</w:t>
+            </w:r>
+          </w:p>
+        </w:tc>
+        <w:tc>
+          <w:tcPr>
+            <w:tcW w:type="dxa" w:w="6473"/>
+            <w:tcBorders>
+              <w:top w:val="single" w:color="C9CFD8" w:sz="4"/>
+              <w:left w:val="single" w:color="C9CFD8" w:sz="4"/>
+              <w:bottom w:val="single" w:color="C9CFD8" w:sz="4"/>
+              <w:right w:val="single" w:color="C9CFD8" w:sz="4"/>
+            </w:tcBorders>
+            <w:tcMar>
+              <w:top w:type="dxa" w:w="50"/>
+              <w:left w:type="dxa" w:w="90"/>
+              <w:bottom w:type="dxa" w:w="50"/>
+              <w:right w:type="dxa" w:w="90"/>
+            </w:tcMar>
+            <w:vAlign w:val="center"/>
+          </w:tcPr>
+          <w:p>
+            <w:pPr>
+              <w:spacing w:after="0"/>
+            </w:pPr>
+            <w:r>
+              <w:rPr>
+                <w:rFonts w:ascii="Calibri" w:cs="Calibri" w:eastAsia="Calibri" w:hAnsi="Calibri"/>
+                <w:sz w:val="17"/>
+                <w:szCs w:val="17"/>
+              </w:rPr>
+              <w:t xml:space="preserve">PDF, JPEG, PNG, Word .docx et Excel .xlsx, reconnus d'après leur contenu ; 20 Mo par fichier ; dossier d'un porteur limité à 400 pièces ou 1 Go, 50 messages par jour</w:t>
+            </w:r>
+          </w:p>
+        </w:tc>
+      </w:tr>
+      <w:tr>
+        <w:tc>
+          <w:tcPr>
+            <w:tcW w:type="dxa" w:w="3165"/>
+            <w:tcBorders>
+              <w:top w:val="single" w:color="C9CFD8" w:sz="4"/>
+              <w:left w:val="single" w:color="C9CFD8" w:sz="4"/>
+              <w:bottom w:val="single" w:color="C9CFD8" w:sz="4"/>
+              <w:right w:val="single" w:color="C9CFD8" w:sz="4"/>
+            </w:tcBorders>
+            <w:shd w:fill="F2F4F7" w:color="auto" w:val="clear"/>
+            <w:tcMar>
+              <w:top w:type="dxa" w:w="50"/>
+              <w:left w:type="dxa" w:w="90"/>
+              <w:bottom w:type="dxa" w:w="50"/>
+              <w:right w:type="dxa" w:w="90"/>
+            </w:tcMar>
+            <w:vAlign w:val="center"/>
+          </w:tcPr>
+          <w:p>
+            <w:pPr>
+              <w:spacing w:after="0"/>
+            </w:pPr>
+            <w:r>
+              <w:rPr>
+                <w:rFonts w:ascii="Calibri" w:cs="Calibri" w:eastAsia="Calibri" w:hAnsi="Calibri"/>
+                <w:sz w:val="17"/>
+                <w:szCs w:val="17"/>
+              </w:rPr>
               <w:t xml:space="preserve">AxisPro (méthode MB AxisPro, réf. SC-01)</w:t>
             </w:r>
           </w:p>
         </w:tc>
         <w:tc>
           <w:tcPr>
-            <w:tcW w:type="dxa" w:w="6514"/>
+            <w:tcW w:type="dxa" w:w="6473"/>
             <w:tcBorders>
               <w:top w:val="single" w:color="C9CFD8" w:sz="4"/>
               <w:left w:val="single" w:color="C9CFD8" w:sz="4"/>

--- a/docs/projet/Dossier_de_conception.docx
+++ b/docs/projet/Dossier_de_conception.docx
@@ -147,7 +147,7 @@
           <w:sz w:val="20"/>
           <w:szCs w:val="20"/>
         </w:rPr>
-        <w:t xml:space="preserve"> : pilotage du dirigeant, comptabilité SYSCOHADA, trésorerie, approbations, clôtures, états financiers, fiscalité, dette, immobilisations, budget, et les métiers transport, chantiers et immobilier.</w:t>
+        <w:t xml:space="preserve"> : pilotage du dirigeant, comptabilité SYSCOHADA, trésorerie, approbations, clôtures, états financiers, fiscalité, dette, immobilisations, budget, et les métiers chantiers et immobilier.</w:t>
       </w:r>
     </w:p>
     <w:p>
@@ -178,15 +178,15 @@
           <w:sz w:val="20"/>
           <w:szCs w:val="20"/>
         </w:rPr>
-        <w:t xml:space="preserve">AxisPro Suite</w:t>
-      </w:r>
-      <w:r>
-        <w:rPr>
-          <w:rFonts w:ascii="Calibri" w:cs="Calibri" w:eastAsia="Calibri" w:hAnsi="Calibri"/>
-          <w:sz w:val="20"/>
-          <w:szCs w:val="20"/>
-        </w:rPr>
-        <w:t xml:space="preserve"> : évaluation des projets selon la méthode MB AxisPro (stage gates, scoring Readiness et Bankability, knock-outs, écarts prioritaires), data room, comités et décisions scellées, rapports, modèle financier, risques et plan d'actions, temps et honoraires du cabinet.</w:t>
+        <w:t xml:space="preserve">NIMOVA · Transport</w:t>
+      </w:r>
+      <w:r>
+        <w:rPr>
+          <w:rFonts w:ascii="Calibri" w:cs="Calibri" w:eastAsia="Calibri" w:hAnsi="Calibri"/>
+          <w:sz w:val="20"/>
+          <w:szCs w:val="20"/>
+        </w:rPr>
+        <w:t xml:space="preserve"> (application à part entière depuis le 22 octobre 2026) : rotations, facturation, manquants, rentabilité (coûts standard, déclarés, comptabilisés), ensembles gérés pour des propriétaires et leurs relevés, taxes spécifiques, flotte, routes et tarifs.</w:t>
       </w:r>
     </w:p>
     <w:p>
@@ -217,15 +217,15 @@
           <w:sz w:val="20"/>
           <w:szCs w:val="20"/>
         </w:rPr>
-        <w:t xml:space="preserve">Portail des porteurs de projets</w:t>
-      </w:r>
-      <w:r>
-        <w:rPr>
-          <w:rFonts w:ascii="Calibri" w:cs="Calibri" w:eastAsia="Calibri" w:hAnsi="Calibri"/>
-          <w:sz w:val="20"/>
-          <w:szCs w:val="20"/>
-        </w:rPr>
-        <w:t xml:space="preserve"> : suivi du dossier, dépôt des pièces, échanges avec le cabinet.</w:t>
+        <w:t xml:space="preserve">AxisPro Suite</w:t>
+      </w:r>
+      <w:r>
+        <w:rPr>
+          <w:rFonts w:ascii="Calibri" w:cs="Calibri" w:eastAsia="Calibri" w:hAnsi="Calibri"/>
+          <w:sz w:val="20"/>
+          <w:szCs w:val="20"/>
+        </w:rPr>
+        <w:t xml:space="preserve"> : évaluation des projets selon la méthode MB AxisPro (stage gates, scoring Readiness et Bankability, knock-outs, écarts prioritaires), data room, comités et décisions scellées, rapports, modèle financier, risques et plan d'actions, temps et honoraires du cabinet.</w:t>
       </w:r>
     </w:p>
     <w:p>
@@ -256,6 +256,45 @@
           <w:sz w:val="20"/>
           <w:szCs w:val="20"/>
         </w:rPr>
+        <w:t xml:space="preserve">Portail des porteurs de projets</w:t>
+      </w:r>
+      <w:r>
+        <w:rPr>
+          <w:rFonts w:ascii="Calibri" w:cs="Calibri" w:eastAsia="Calibri" w:hAnsi="Calibri"/>
+          <w:sz w:val="20"/>
+          <w:szCs w:val="20"/>
+        </w:rPr>
+        <w:t xml:space="preserve"> : suivi du dossier, dépôt des pièces, échanges avec le cabinet.</w:t>
+      </w:r>
+    </w:p>
+    <w:p>
+      <w:pPr>
+        <w:tabs>
+          <w:tab w:val="left" w:pos="360"/>
+        </w:tabs>
+        <w:spacing w:after="60"/>
+        <w:ind w:left="360" w:hanging="360"/>
+        <w:jc w:val="both"/>
+      </w:pPr>
+      <w:r>
+        <w:rPr>
+          <w:rFonts w:ascii="Calibri" w:cs="Calibri" w:eastAsia="Calibri" w:hAnsi="Calibri"/>
+          <w:b/>
+          <w:bCs/>
+          <w:color w:val="1A9E9E"/>
+          <w:sz w:val="20"/>
+          <w:szCs w:val="20"/>
+        </w:rPr>
+        <w:t xml:space="preserve">•	</w:t>
+      </w:r>
+      <w:r>
+        <w:rPr>
+          <w:rFonts w:ascii="Calibri" w:cs="Calibri" w:eastAsia="Calibri" w:hAnsi="Calibri"/>
+          <w:b/>
+          <w:bCs/>
+          <w:sz w:val="20"/>
+          <w:szCs w:val="20"/>
+        </w:rPr>
         <w:t xml:space="preserve">Rotations</w:t>
       </w:r>
       <w:r>
@@ -278,7 +317,7 @@
           <w:sz w:val="20"/>
           <w:szCs w:val="20"/>
         </w:rPr>
-        <w:t xml:space="preserve">Les utilisateurs ne voient que ces quatre applications. Le noyau de gestion (Odoo Community 19) tient les comptes et n'est accessible qu'à l'équipe technique.</w:t>
+        <w:t xml:space="preserve">Les utilisateurs ne voient que ces applications (et NIMOVA · Analyse, pour le dirigeant). Le noyau de gestion (Odoo Community 19) tient les comptes et n'est accessible qu'à l'équipe technique.</w:t>
       </w:r>
     </w:p>
     <w:p>
@@ -451,7 +490,7 @@
                 <w:sz w:val="17"/>
                 <w:szCs w:val="17"/>
               </w:rPr>
-              <w:t xml:space="preserve">Une application web (quatre espaces : finance, axispro, portail, mobile), à l'image du groupe et du cabinet, en français.</w:t>
+              <w:t xml:space="preserve">Une application web (espaces : finance, transport, axispro, analyse, portail, mobile), à l'image du groupe et du cabinet, en français.</w:t>
             </w:r>
           </w:p>
         </w:tc>

--- a/docs/projet/Dossier_de_conception.docx
+++ b/docs/projet/Dossier_de_conception.docx
@@ -6410,6 +6410,20 @@
     </w:p>
     <w:p>
       <w:pPr>
+        <w:spacing w:after="100"/>
+        <w:jc w:val="both"/>
+      </w:pPr>
+      <w:r>
+        <w:rPr>
+          <w:rFonts w:ascii="Calibri" w:cs="Calibri" w:eastAsia="Calibri" w:hAnsi="Calibri"/>
+          <w:sz w:val="20"/>
+          <w:szCs w:val="20"/>
+        </w:rPr>
+        <w:t xml:space="preserve">Décidé le 22 octobre 2026 et ajouté au code le 25 octobre : une rotation est validée par un autre compte que celui qui l'a saisie.</w:t>
+      </w:r>
+    </w:p>
+    <w:p>
+      <w:pPr>
         <w:keepNext/>
         <w:pBdr>
           <w:bottom w:val="single" w:color="1A9E9E" w:sz="6" w:space="2"/>
@@ -6982,7 +6996,7 @@
                 <w:sz w:val="17"/>
                 <w:szCs w:val="17"/>
               </w:rPr>
-              <w:t xml:space="preserve">contrôles bloquants (équilibres, compte de passage, pièces en attente, relevés rapprochés), verrouillage et empreinte de chaînage des écritures, réouverture tracée</w:t>
+              <w:t xml:space="preserve">contrôles bloquants (équilibres, compte de passage, pièces en attente, relevés rapprochés), verrouillage et empreinte de chaînage des écritures, réouverture tracée ; cohérence des références (référence de fournisseur saisie deux fois, numéros manquants dans les factures et avoirs du mois), en vigilance</w:t>
             </w:r>
           </w:p>
         </w:tc>
@@ -8342,7 +8356,7 @@
                 <w:sz w:val="17"/>
                 <w:szCs w:val="17"/>
               </w:rPr>
-              <w:t xml:space="preserve">14 jours sur le serveur ; les rétentions de l'offre s'appliqueront à la copie hors site</w:t>
+              <w:t xml:space="preserve">14 jours sur le serveur ; les rétentions de l'offre s'appliqueront à la copie hors site (15 jours de journaux gardés pour 14 jours complets de restauration)</w:t>
             </w:r>
           </w:p>
         </w:tc>
@@ -8535,7 +8549,7 @@
                 <w:sz w:val="17"/>
                 <w:szCs w:val="17"/>
               </w:rPr>
-              <w:t xml:space="preserve">procédure écrite ; restauration du 25 octobre faite en 15 secondes, sur une base encore vide</w:t>
+              <w:t xml:space="preserve">procédure écrite ; restauration du 25 octobre faite en 15 secondes, sur une base encore vide ; la reprise depuis la copie hors site, qui mesure le vrai délai, se jouera dès sa mise en service</w:t>
             </w:r>
           </w:p>
         </w:tc>
@@ -8728,7 +8742,7 @@
                 <w:sz w:val="17"/>
                 <w:szCs w:val="17"/>
               </w:rPr>
-              <w:t xml:space="preserve">mesurée chaque mois sur le journal de la supervision</w:t>
+              <w:t xml:space="preserve">mesurée chaque mois sur le journal de la supervision, hors maintenances annoncées 48 heures à l'avance</w:t>
             </w:r>
           </w:p>
         </w:tc>
@@ -8778,7 +8792,21 @@
           <w:sz w:val="20"/>
           <w:szCs w:val="20"/>
         </w:rPr>
-        <w:t xml:space="preserve">Mises à jour de sécurité : celles du système s'appliquent automatiquement, sans redémarrage automatique ; celles des composants de la plateforme passent par la recette puis par la procédure de mise en production.</w:t>
+        <w:t xml:space="preserve">Mises à jour de sécurité : celles du système s'appliquent chaque nuit, sans redémarrage automatique. Celles des composants (noyau, base de données, applications web, proxy) se font chaque mois, en recette puis en production, annoncées 48 heures à l'avance, avec un compte rendu du mois (offre, chapitre 5.3) ; la procédure est outillée.</w:t>
+      </w:r>
+    </w:p>
+    <w:p>
+      <w:pPr>
+        <w:spacing w:after="100"/>
+        <w:jc w:val="both"/>
+      </w:pPr>
+      <w:r>
+        <w:rPr>
+          <w:rFonts w:ascii="Calibri" w:cs="Calibri" w:eastAsia="Calibri" w:hAnsi="Calibri"/>
+          <w:sz w:val="20"/>
+          <w:szCs w:val="20"/>
+        </w:rPr>
+        <w:t xml:space="preserve">Réversibilité (offre, chapitre 5.4) : un outil produit en une fois la copie complète remise au client, en formats ouverts : base en SQL, pièces jointes, code de la version en service, configuration de déploiement sans secret, notice de réinstallation.</w:t>
       </w:r>
     </w:p>
     <w:p>
